--- a/PROYPRAC.docx
+++ b/PROYPRAC.docx
@@ -304,7 +304,7 @@
         <w:rPr>
           <w:rFonts w:ascii="Times New Roman" w:eastAsia="Times New Roman" w:hAnsi="Times New Roman" w:cs="Times New Roman"/>
         </w:rPr>
-        <w:t>Alexandra Beltrán Castro</w:t>
+        <w:t>Jorge Giovanny Castellanos Valderrama</w:t>
       </w:r>
       <w:r>
         <w:rPr>
@@ -329,18 +329,11 @@
     </w:p>
     <w:p>
       <w:pPr>
-        <w:ind w:firstLine="0"/>
         <w:jc w:val="center"/>
         <w:rPr>
           <w:rFonts w:ascii="Times New Roman" w:eastAsia="Times New Roman" w:hAnsi="Times New Roman" w:cs="Times New Roman"/>
         </w:rPr>
       </w:pPr>
-      <w:r>
-        <w:rPr>
-          <w:rFonts w:ascii="Times New Roman" w:eastAsia="Times New Roman" w:hAnsi="Times New Roman" w:cs="Times New Roman"/>
-        </w:rPr>
-        <w:t>Carlos Alberto Acevedo Rey</w:t>
-      </w:r>
     </w:p>
     <w:p>
       <w:pPr>
@@ -360,6 +353,20 @@
     </w:p>
     <w:p>
       <w:pPr>
+        <w:rPr>
+          <w:rFonts w:ascii="Times New Roman" w:eastAsia="Times New Roman" w:hAnsi="Times New Roman" w:cs="Times New Roman"/>
+        </w:rPr>
+      </w:pPr>
+    </w:p>
+    <w:p>
+      <w:pPr>
+        <w:rPr>
+          <w:rFonts w:ascii="Times New Roman" w:eastAsia="Times New Roman" w:hAnsi="Times New Roman" w:cs="Times New Roman"/>
+        </w:rPr>
+      </w:pPr>
+    </w:p>
+    <w:p>
+      <w:pPr>
         <w:jc w:val="center"/>
         <w:rPr>
           <w:rFonts w:ascii="Times New Roman" w:eastAsia="Times New Roman" w:hAnsi="Times New Roman" w:cs="Times New Roman"/>
@@ -368,25 +375,25 @@
     </w:p>
     <w:p>
       <w:pPr>
-        <w:rPr>
-          <w:rFonts w:ascii="Times New Roman" w:eastAsia="Times New Roman" w:hAnsi="Times New Roman" w:cs="Times New Roman"/>
-        </w:rPr>
-      </w:pPr>
-    </w:p>
-    <w:p>
-      <w:pPr>
-        <w:rPr>
-          <w:rFonts w:ascii="Times New Roman" w:eastAsia="Times New Roman" w:hAnsi="Times New Roman" w:cs="Times New Roman"/>
-        </w:rPr>
-      </w:pPr>
-    </w:p>
-    <w:p>
-      <w:pPr>
         <w:jc w:val="center"/>
         <w:rPr>
           <w:rFonts w:ascii="Times New Roman" w:eastAsia="Times New Roman" w:hAnsi="Times New Roman" w:cs="Times New Roman"/>
         </w:rPr>
       </w:pPr>
+      <w:r>
+        <w:rPr>
+          <w:rFonts w:ascii="Times New Roman" w:eastAsia="Times New Roman" w:hAnsi="Times New Roman" w:cs="Times New Roman"/>
+        </w:rPr>
+        <w:t>Estudiantes: Sergio Andres Parra Alvarez</w:t>
+      </w:r>
+    </w:p>
+    <w:p>
+      <w:pPr>
+        <w:ind w:firstLine="0"/>
+        <w:rPr>
+          <w:rFonts w:ascii="Times New Roman" w:eastAsia="Times New Roman" w:hAnsi="Times New Roman" w:cs="Times New Roman"/>
+        </w:rPr>
+      </w:pPr>
     </w:p>
     <w:p>
       <w:pPr>
@@ -395,12 +402,6 @@
           <w:rFonts w:ascii="Times New Roman" w:eastAsia="Times New Roman" w:hAnsi="Times New Roman" w:cs="Times New Roman"/>
         </w:rPr>
       </w:pPr>
-      <w:r>
-        <w:rPr>
-          <w:rFonts w:ascii="Times New Roman" w:eastAsia="Times New Roman" w:hAnsi="Times New Roman" w:cs="Times New Roman"/>
-        </w:rPr>
-        <w:t>Estudiantes: Sergio Andres Parra Alvarez</w:t>
-      </w:r>
     </w:p>
     <w:p>
       <w:pPr>
@@ -409,26 +410,6 @@
           <w:rFonts w:ascii="Times New Roman" w:eastAsia="Times New Roman" w:hAnsi="Times New Roman" w:cs="Times New Roman"/>
         </w:rPr>
       </w:pPr>
-      <w:r>
-        <w:rPr>
-          <w:rFonts w:ascii="Times New Roman" w:eastAsia="Times New Roman" w:hAnsi="Times New Roman" w:cs="Times New Roman"/>
-        </w:rPr>
-        <w:t>Daniel Galvis</w:t>
-      </w:r>
-    </w:p>
-    <w:p>
-      <w:pPr>
-        <w:jc w:val="center"/>
-        <w:rPr>
-          <w:rFonts w:ascii="Times New Roman" w:eastAsia="Times New Roman" w:hAnsi="Times New Roman" w:cs="Times New Roman"/>
-        </w:rPr>
-      </w:pPr>
-      <w:r>
-        <w:rPr>
-          <w:rFonts w:ascii="Times New Roman" w:eastAsia="Times New Roman" w:hAnsi="Times New Roman" w:cs="Times New Roman"/>
-        </w:rPr>
-        <w:t>Eduardo Martínez</w:t>
-      </w:r>
     </w:p>
     <w:p>
       <w:pPr>
@@ -646,21 +627,7 @@
           <w:rFonts w:ascii="Times New Roman" w:eastAsia="Times New Roman" w:hAnsi="Times New Roman" w:cs="Times New Roman"/>
           <w:color w:val="000000"/>
         </w:rPr>
-        <w:t>En los programas de licenciatura en Colombia, las prácticas pedagógicas representan un componente esencial en la formación de futuros docentes, al constituir el espacio donde se articulan los conocimientos teóricos con la experiencia real en el aula. Estas</w:t>
-      </w:r>
-      <w:r>
-        <w:rPr>
-          <w:rFonts w:ascii="Times New Roman" w:eastAsia="Times New Roman" w:hAnsi="Times New Roman" w:cs="Times New Roman"/>
-          <w:color w:val="000000"/>
-        </w:rPr>
-        <w:t xml:space="preserve"> prácticas, además de responder a exigencias académicas internas, se encuentran reguladas por lineamientos establecidos por el Ministerio de Educación Nacional y organismos de acreditación, lo que demanda altos niveles de calidad, organización y trazabilid</w:t>
-      </w:r>
-      <w:r>
-        <w:rPr>
-          <w:rFonts w:ascii="Times New Roman" w:eastAsia="Times New Roman" w:hAnsi="Times New Roman" w:cs="Times New Roman"/>
-          <w:color w:val="000000"/>
-        </w:rPr>
-        <w:t>ad en su gestión.</w:t>
+        <w:t>En los programas de licenciatura en Colombia, las prácticas pedagógicas representan un componente esencial en la formación de futuros docentes, al constituir el espacio donde se articulan los conocimientos teóricos con la experiencia real en el aula. Estas prácticas, además de responder a exigencias académicas internas, se encuentran reguladas por lineamientos establecidos por el Ministerio de Educación Nacional y organismos de acreditación, lo que demanda altos niveles de calidad, organización y trazabilidad en su gestión.</w:t>
       </w:r>
     </w:p>
     <w:p>
@@ -683,21 +650,7 @@
           <w:rFonts w:ascii="Times New Roman" w:eastAsia="Times New Roman" w:hAnsi="Times New Roman" w:cs="Times New Roman"/>
           <w:color w:val="000000"/>
         </w:rPr>
-        <w:t>Sin embargo, en muchas instituciones de educación superior, la administración y seguimiento de las prácticas se realiza mediante herramientas dispersas y procesos manuales, lo que dificulta la consolidación de la información, limita el co</w:t>
-      </w:r>
-      <w:r>
-        <w:rPr>
-          <w:rFonts w:ascii="Times New Roman" w:eastAsia="Times New Roman" w:hAnsi="Times New Roman" w:cs="Times New Roman"/>
-          <w:color w:val="000000"/>
-        </w:rPr>
-        <w:t>ntrol efectivo del cumplimiento de requisitos y aumenta el riesgo de inconsistencias en los datos. Esta situación afecta no solo la eficiencia administrativa, sino también la capacidad de análisis y toma de decisiones estratégicas por parte de los responsa</w:t>
-      </w:r>
-      <w:r>
-        <w:rPr>
-          <w:rFonts w:ascii="Times New Roman" w:eastAsia="Times New Roman" w:hAnsi="Times New Roman" w:cs="Times New Roman"/>
-          <w:color w:val="000000"/>
-        </w:rPr>
-        <w:t>bles académicos.</w:t>
+        <w:t>Sin embargo, en muchas instituciones de educación superior, la administración y seguimiento de las prácticas se realiza mediante herramientas dispersas y procesos manuales, lo que dificulta la consolidación de la información, limita el control efectivo del cumplimiento de requisitos y aumenta el riesgo de inconsistencias en los datos. Esta situación afecta no solo la eficiencia administrativa, sino también la capacidad de análisis y toma de decisiones estratégicas por parte de los responsables académicos.</w:t>
       </w:r>
     </w:p>
     <w:p>
@@ -720,21 +673,7 @@
           <w:rFonts w:ascii="Times New Roman" w:eastAsia="Times New Roman" w:hAnsi="Times New Roman" w:cs="Times New Roman"/>
           <w:color w:val="000000"/>
         </w:rPr>
-        <w:t>En este contexto, surge la necesidad de implementar una plataforma tecnológica integral que permita gestionar de manera centralizada todos los procesos asociados a las prácticas pedagógicas. Dicho sistema facilitará la planificación, segui</w:t>
-      </w:r>
-      <w:r>
-        <w:rPr>
-          <w:rFonts w:ascii="Times New Roman" w:eastAsia="Times New Roman" w:hAnsi="Times New Roman" w:cs="Times New Roman"/>
-          <w:color w:val="000000"/>
-        </w:rPr>
-        <w:t>miento y evaluación de los estudiantes, así como la generación de reportes e indicadores clave, contribuyendo a mejorar la transparencia, la calidad académica y el cumplimiento normativo. De esta manera, se promueve una gestión más eficiente, moderna y ali</w:t>
-      </w:r>
-      <w:r>
-        <w:rPr>
-          <w:rFonts w:ascii="Times New Roman" w:eastAsia="Times New Roman" w:hAnsi="Times New Roman" w:cs="Times New Roman"/>
-          <w:color w:val="000000"/>
-        </w:rPr>
-        <w:t>neada con las exigencias actuales de la educación superior en Colombia.</w:t>
+        <w:t>En este contexto, surge la necesidad de implementar una plataforma tecnológica integral que permita gestionar de manera centralizada todos los procesos asociados a las prácticas pedagógicas. Dicho sistema facilitará la planificación, seguimiento y evaluación de los estudiantes, así como la generación de reportes e indicadores clave, contribuyendo a mejorar la transparencia, la calidad académica y el cumplimiento normativo. De esta manera, se promueve una gestión más eficiente, moderna y alineada con las exigencias actuales de la educación superior en Colombia.</w:t>
       </w:r>
     </w:p>
     <w:p>
@@ -842,14 +781,7 @@
           <w:rFonts w:ascii="Times New Roman" w:eastAsia="Times New Roman" w:hAnsi="Times New Roman" w:cs="Times New Roman"/>
           <w:color w:val="000000"/>
         </w:rPr>
-        <w:t>Actualmente, muchas instituciones educativas presentan dificultades en el seguimiento y control de las prácticas académicas realizadas por los estudiantes. En la mayoría de los casos, los procesos relacionados con la asignación de prácticas, control de hor</w:t>
-      </w:r>
-      <w:r>
-        <w:rPr>
-          <w:rFonts w:ascii="Times New Roman" w:eastAsia="Times New Roman" w:hAnsi="Times New Roman" w:cs="Times New Roman"/>
-          <w:color w:val="000000"/>
-        </w:rPr>
-        <w:t>as, entrega de evidencias y evaluación de actividades se realizan de manera manual o mediante herramientas dispersas, lo que genera desorganización, pérdida de información y dificultades en el seguimiento académico.</w:t>
+        <w:t>Actualmente, muchas instituciones educativas presentan dificultades en el seguimiento y control de las prácticas académicas realizadas por los estudiantes. En la mayoría de los casos, los procesos relacionados con la asignación de prácticas, control de horas, entrega de evidencias y evaluación de actividades se realizan de manera manual o mediante herramientas dispersas, lo que genera desorganización, pérdida de información y dificultades en el seguimiento académico.</w:t>
       </w:r>
     </w:p>
     <w:p>
@@ -872,21 +804,7 @@
           <w:rFonts w:ascii="Times New Roman" w:eastAsia="Times New Roman" w:hAnsi="Times New Roman" w:cs="Times New Roman"/>
           <w:color w:val="000000"/>
         </w:rPr>
-        <w:t>Además, existe poca centralización de la</w:t>
-      </w:r>
-      <w:r>
-        <w:rPr>
-          <w:rFonts w:ascii="Times New Roman" w:eastAsia="Times New Roman" w:hAnsi="Times New Roman" w:cs="Times New Roman"/>
-          <w:color w:val="000000"/>
-        </w:rPr>
-        <w:t xml:space="preserve"> información entre los diferentes actores involucrados en el proceso, como administradores, docentes, supervisores y estudiantes. Esto ocasiona retrasos en la revisión de actividades, dificultades para verificar el cumplimiento de horas prácticas y poca tr</w:t>
-      </w:r>
-      <w:r>
-        <w:rPr>
-          <w:rFonts w:ascii="Times New Roman" w:eastAsia="Times New Roman" w:hAnsi="Times New Roman" w:cs="Times New Roman"/>
-          <w:color w:val="000000"/>
-        </w:rPr>
-        <w:t>azabilidad de las evidencias entregadas.</w:t>
+        <w:t>Además, existe poca centralización de la información entre los diferentes actores involucrados en el proceso, como administradores, docentes, supervisores y estudiantes. Esto ocasiona retrasos en la revisión de actividades, dificultades para verificar el cumplimiento de horas prácticas y poca trazabilidad de las evidencias entregadas.</w:t>
       </w:r>
     </w:p>
     <w:p>
@@ -955,14 +873,7 @@
           <w:rFonts w:ascii="Times New Roman" w:eastAsia="Times New Roman" w:hAnsi="Times New Roman" w:cs="Times New Roman"/>
           <w:color w:val="000000"/>
         </w:rPr>
-        <w:t>El sistema contará con diferentes rol</w:t>
-      </w:r>
-      <w:r>
-        <w:rPr>
-          <w:rFonts w:ascii="Times New Roman" w:eastAsia="Times New Roman" w:hAnsi="Times New Roman" w:cs="Times New Roman"/>
-          <w:color w:val="000000"/>
-        </w:rPr>
-        <w:t>es:</w:t>
+        <w:t>El sistema contará con diferentes roles:</w:t>
       </w:r>
     </w:p>
     <w:p>
@@ -1054,14 +965,7 @@
           <w:rFonts w:ascii="Times New Roman" w:eastAsia="Times New Roman" w:hAnsi="Times New Roman" w:cs="Times New Roman"/>
           <w:color w:val="000000"/>
         </w:rPr>
-        <w:t>Estudiante: respon</w:t>
-      </w:r>
-      <w:r>
-        <w:rPr>
-          <w:rFonts w:ascii="Times New Roman" w:eastAsia="Times New Roman" w:hAnsi="Times New Roman" w:cs="Times New Roman"/>
-          <w:color w:val="000000"/>
-        </w:rPr>
-        <w:t>sable de cargar evidencias y consultar el estado de sus actividades y horas acumuladas.</w:t>
+        <w:t>Estudiante: responsable de cargar evidencias y consultar el estado de sus actividades y horas acumuladas.</w:t>
       </w:r>
     </w:p>
     <w:p>
@@ -1175,14 +1079,7 @@
           <w:rFonts w:ascii="Times New Roman" w:eastAsia="Times New Roman" w:hAnsi="Times New Roman" w:cs="Times New Roman"/>
           <w:color w:val="000000"/>
         </w:rPr>
-        <w:t>Desarrollar un software de información para la gestión de prácticas estudiantiles que permita administrar usuarios, instituciones, prácticas, actividades, evidencias y control de horas, facilitando el seguimiento académico y operativo de los estudiantes me</w:t>
-      </w:r>
-      <w:r>
-        <w:rPr>
-          <w:rFonts w:ascii="Times New Roman" w:eastAsia="Times New Roman" w:hAnsi="Times New Roman" w:cs="Times New Roman"/>
-          <w:color w:val="000000"/>
-        </w:rPr>
-        <w:t>diante una plataforma desarrollada en Java y Oracle SQL.</w:t>
+        <w:t>Desarrollar un software de información para la gestión de prácticas estudiantiles que permita administrar usuarios, instituciones, prácticas, actividades, evidencias y control de horas, facilitando el seguimiento académico y operativo de los estudiantes mediante una plataforma desarrollada en Java y Oracle SQL.</w:t>
       </w:r>
     </w:p>
     <w:p>
@@ -1309,14 +1206,7 @@
           <w:rFonts w:ascii="Times New Roman" w:eastAsia="Times New Roman" w:hAnsi="Times New Roman" w:cs="Times New Roman"/>
           <w:color w:val="000000"/>
         </w:rPr>
-        <w:t>Diseñar e implementar una plataform</w:t>
-      </w:r>
-      <w:r>
-        <w:rPr>
-          <w:rFonts w:ascii="Times New Roman" w:eastAsia="Times New Roman" w:hAnsi="Times New Roman" w:cs="Times New Roman"/>
-          <w:color w:val="000000"/>
-        </w:rPr>
-        <w:t>a en Java y Oracle SQL que permita administrar usuarios, prácticas, actividades, evidencias y control de horas.</w:t>
+        <w:t>Diseñar e implementar una plataforma en Java y Oracle SQL que permita administrar usuarios, prácticas, actividades, evidencias y control de horas.</w:t>
       </w:r>
     </w:p>
     <w:p>
@@ -1370,14 +1260,7 @@
           <w:rFonts w:ascii="Times New Roman" w:eastAsia="Times New Roman" w:hAnsi="Times New Roman" w:cs="Times New Roman"/>
           <w:color w:val="000000"/>
         </w:rPr>
-        <w:t>Evaluar el funcionamiento del sistema me</w:t>
-      </w:r>
-      <w:r>
-        <w:rPr>
-          <w:rFonts w:ascii="Times New Roman" w:eastAsia="Times New Roman" w:hAnsi="Times New Roman" w:cs="Times New Roman"/>
-          <w:color w:val="000000"/>
-        </w:rPr>
-        <w:t>diante la gestión de roles, actividades y seguimiento académico de los estudiantes.</w:t>
+        <w:t>Evaluar el funcionamiento del sistema mediante la gestión de roles, actividades y seguimiento académico de los estudiantes.</w:t>
       </w:r>
     </w:p>
     <w:p>
@@ -1460,89 +1343,59 @@
         <w:rPr>
           <w:rFonts w:ascii="Times New Roman" w:eastAsia="Times New Roman" w:hAnsi="Times New Roman" w:cs="Times New Roman"/>
         </w:rPr>
-        <w:t>El desarrollo del software  Proyprac surge como una necesidad de mejorar el control y seguimiento de las prácticas estudiantiles dentro de las instituciones académicas. Actualmente, muchos procesos relacionados con la gestión de prácticas se realizan manua</w:t>
-      </w:r>
-      <w:r>
-        <w:rPr>
-          <w:rFonts w:ascii="Times New Roman" w:eastAsia="Times New Roman" w:hAnsi="Times New Roman" w:cs="Times New Roman"/>
-        </w:rPr>
-        <w:t>lmente o mediante herramientas poco integradas, generando desorganización, pérdida de información y dificultades en la comunicación entre estudiantes, docentes y supervisores.</w:t>
-      </w:r>
-    </w:p>
-    <w:p>
-      <w:pPr>
-        <w:rPr>
-          <w:rFonts w:ascii="Times New Roman" w:eastAsia="Times New Roman" w:hAnsi="Times New Roman" w:cs="Times New Roman"/>
-        </w:rPr>
-      </w:pPr>
-      <w:r>
-        <w:rPr>
-          <w:rFonts w:ascii="Times New Roman" w:eastAsia="Times New Roman" w:hAnsi="Times New Roman" w:cs="Times New Roman"/>
-        </w:rPr>
-        <w:t>La implementación de una plataforma centralizada permitirá optimizar los proceso</w:t>
-      </w:r>
-      <w:r>
-        <w:rPr>
-          <w:rFonts w:ascii="Times New Roman" w:eastAsia="Times New Roman" w:hAnsi="Times New Roman" w:cs="Times New Roman"/>
-        </w:rPr>
-        <w:t>s académicos y administrativos relacionados con las prácticas, facilitando el acceso a la información y mejorando la trazabilidad de las actividades y evidencias entregadas por los estudiantes.</w:t>
-      </w:r>
-    </w:p>
-    <w:p>
-      <w:pPr>
-        <w:rPr>
-          <w:rFonts w:ascii="Times New Roman" w:eastAsia="Times New Roman" w:hAnsi="Times New Roman" w:cs="Times New Roman"/>
-        </w:rPr>
-      </w:pPr>
-      <w:r>
-        <w:rPr>
-          <w:rFonts w:ascii="Times New Roman" w:eastAsia="Times New Roman" w:hAnsi="Times New Roman" w:cs="Times New Roman"/>
-        </w:rPr>
-        <w:t xml:space="preserve">Asimismo, el software permitirá llevar un control más preciso </w:t>
-      </w:r>
-      <w:r>
-        <w:rPr>
-          <w:rFonts w:ascii="Times New Roman" w:eastAsia="Times New Roman" w:hAnsi="Times New Roman" w:cs="Times New Roman"/>
-        </w:rPr>
-        <w:t>de las horas prácticas, las actividades asignadas y las calificaciones obtenidas, brindando mayor transparencia y organización en el proceso académico.</w:t>
-      </w:r>
-    </w:p>
-    <w:p>
-      <w:pPr>
-        <w:rPr>
-          <w:rFonts w:ascii="Times New Roman" w:eastAsia="Times New Roman" w:hAnsi="Times New Roman" w:cs="Times New Roman"/>
-        </w:rPr>
-      </w:pPr>
-      <w:r>
-        <w:rPr>
-          <w:rFonts w:ascii="Times New Roman" w:eastAsia="Times New Roman" w:hAnsi="Times New Roman" w:cs="Times New Roman"/>
-        </w:rPr>
-        <w:t>Desde el punto de vista tecnológico, el proyecto permitirá aplicar conocimientos relacionados con progra</w:t>
-      </w:r>
-      <w:r>
-        <w:rPr>
-          <w:rFonts w:ascii="Times New Roman" w:eastAsia="Times New Roman" w:hAnsi="Times New Roman" w:cs="Times New Roman"/>
-        </w:rPr>
-        <w:t>mación orientada a objetos, desarrollo de interfaces gráficas, conexión a bases de datos y modelado relacional utilizando herramientas como Java, NetBeans y Oracle SQL.</w:t>
-      </w:r>
-    </w:p>
-    <w:p>
-      <w:pPr>
-        <w:rPr>
-          <w:rFonts w:ascii="Times New Roman" w:eastAsia="Times New Roman" w:hAnsi="Times New Roman" w:cs="Times New Roman"/>
-        </w:rPr>
-      </w:pPr>
-      <w:r>
-        <w:rPr>
-          <w:rFonts w:ascii="Times New Roman" w:eastAsia="Times New Roman" w:hAnsi="Times New Roman" w:cs="Times New Roman"/>
-        </w:rPr>
-        <w:t>Finalmente, este proyecto contribuirá a fortalecer las competencias técnicas y práctica</w:t>
-      </w:r>
-      <w:r>
-        <w:rPr>
-          <w:rFonts w:ascii="Times New Roman" w:eastAsia="Times New Roman" w:hAnsi="Times New Roman" w:cs="Times New Roman"/>
-        </w:rPr>
-        <w:t>s de los desarrolladores, ofreciendo una solución funcional que puede adaptarse a entornos educativos reales.</w:t>
+        <w:t>El desarrollo del software  Proyprac surge como una necesidad de mejorar el control y seguimiento de las prácticas estudiantiles dentro de las instituciones académicas. Actualmente, muchos procesos relacionados con la gestión de prácticas se realizan manualmente o mediante herramientas poco integradas, generando desorganización, pérdida de información y dificultades en la comunicación entre estudiantes, docentes y supervisores.</w:t>
+      </w:r>
+    </w:p>
+    <w:p>
+      <w:pPr>
+        <w:rPr>
+          <w:rFonts w:ascii="Times New Roman" w:eastAsia="Times New Roman" w:hAnsi="Times New Roman" w:cs="Times New Roman"/>
+        </w:rPr>
+      </w:pPr>
+      <w:r>
+        <w:rPr>
+          <w:rFonts w:ascii="Times New Roman" w:eastAsia="Times New Roman" w:hAnsi="Times New Roman" w:cs="Times New Roman"/>
+        </w:rPr>
+        <w:t>La implementación de una plataforma centralizada permitirá optimizar los procesos académicos y administrativos relacionados con las prácticas, facilitando el acceso a la información y mejorando la trazabilidad de las actividades y evidencias entregadas por los estudiantes.</w:t>
+      </w:r>
+    </w:p>
+    <w:p>
+      <w:pPr>
+        <w:rPr>
+          <w:rFonts w:ascii="Times New Roman" w:eastAsia="Times New Roman" w:hAnsi="Times New Roman" w:cs="Times New Roman"/>
+        </w:rPr>
+      </w:pPr>
+      <w:r>
+        <w:rPr>
+          <w:rFonts w:ascii="Times New Roman" w:eastAsia="Times New Roman" w:hAnsi="Times New Roman" w:cs="Times New Roman"/>
+        </w:rPr>
+        <w:t>Asimismo, el software permitirá llevar un control más preciso de las horas prácticas, las actividades asignadas y las calificaciones obtenidas, brindando mayor transparencia y organización en el proceso académico.</w:t>
+      </w:r>
+    </w:p>
+    <w:p>
+      <w:pPr>
+        <w:rPr>
+          <w:rFonts w:ascii="Times New Roman" w:eastAsia="Times New Roman" w:hAnsi="Times New Roman" w:cs="Times New Roman"/>
+        </w:rPr>
+      </w:pPr>
+      <w:r>
+        <w:rPr>
+          <w:rFonts w:ascii="Times New Roman" w:eastAsia="Times New Roman" w:hAnsi="Times New Roman" w:cs="Times New Roman"/>
+        </w:rPr>
+        <w:t>Desde el punto de vista tecnológico, el proyecto permitirá aplicar conocimientos relacionados con programación orientada a objetos, desarrollo de interfaces gráficas, conexión a bases de datos y modelado relacional utilizando herramientas como Java, NetBeans y Oracle SQL.</w:t>
+      </w:r>
+    </w:p>
+    <w:p>
+      <w:pPr>
+        <w:rPr>
+          <w:rFonts w:ascii="Times New Roman" w:eastAsia="Times New Roman" w:hAnsi="Times New Roman" w:cs="Times New Roman"/>
+        </w:rPr>
+      </w:pPr>
+      <w:r>
+        <w:rPr>
+          <w:rFonts w:ascii="Times New Roman" w:eastAsia="Times New Roman" w:hAnsi="Times New Roman" w:cs="Times New Roman"/>
+        </w:rPr>
+        <w:t>Finalmente, este proyecto contribuirá a fortalecer las competencias técnicas y prácticas de los desarrolladores, ofreciendo una solución funcional que puede adaptarse a entornos educativos reales.</w:t>
       </w:r>
     </w:p>
     <w:p>
@@ -1603,109 +1456,73 @@
           <w:rFonts w:ascii="Times New Roman" w:eastAsia="Times New Roman" w:hAnsi="Times New Roman" w:cs="Times New Roman"/>
         </w:rPr>
         <w:lastRenderedPageBreak/>
-        <w:t>La presente propuesta establece la planificación general para el desarrollo e implementación de gestión de prácticas pedagógicas, orientado a   mejorar la organización, control y seguimiento de los procesos académicos asociados a las prácticas en los progr</w:t>
-      </w:r>
-      <w:r>
-        <w:rPr>
-          <w:rFonts w:ascii="Times New Roman" w:eastAsia="Times New Roman" w:hAnsi="Times New Roman" w:cs="Times New Roman"/>
-        </w:rPr>
-        <w:t xml:space="preserve">amas de licenciatura. </w:t>
-      </w:r>
-    </w:p>
-    <w:p>
-      <w:pPr>
-        <w:rPr>
-          <w:rFonts w:ascii="Times New Roman" w:eastAsia="Times New Roman" w:hAnsi="Times New Roman" w:cs="Times New Roman"/>
-        </w:rPr>
-      </w:pPr>
-      <w:r>
-        <w:rPr>
-          <w:rFonts w:ascii="Times New Roman" w:eastAsia="Times New Roman" w:hAnsi="Times New Roman" w:cs="Times New Roman"/>
-        </w:rPr>
-        <w:t>El proyecto se desarrollará bajo un enfoque de gestión por fases, integrando actividades de planificación, ejecución, control y cierre, con el fin de asegurar el cumplimiento de los objetivos, tiempos y recursos definidos. En este se</w:t>
-      </w:r>
-      <w:r>
-        <w:rPr>
-          <w:rFonts w:ascii="Times New Roman" w:eastAsia="Times New Roman" w:hAnsi="Times New Roman" w:cs="Times New Roman"/>
-        </w:rPr>
-        <w:t>ntido, se contemplan componentes clave como la definición del alcance, la asignación de responsabilidades, la estimación de recursos humanos y tecnológicos, y la identificación de riesgos asociados al proyecto.</w:t>
-      </w:r>
-    </w:p>
-    <w:p>
-      <w:pPr>
-        <w:rPr>
-          <w:rFonts w:ascii="Times New Roman" w:eastAsia="Times New Roman" w:hAnsi="Times New Roman" w:cs="Times New Roman"/>
-        </w:rPr>
-      </w:pPr>
-    </w:p>
-    <w:p>
-      <w:pPr>
-        <w:rPr>
-          <w:rFonts w:ascii="Times New Roman" w:eastAsia="Times New Roman" w:hAnsi="Times New Roman" w:cs="Times New Roman"/>
-        </w:rPr>
-      </w:pPr>
-      <w:r>
-        <w:rPr>
-          <w:rFonts w:ascii="Times New Roman" w:eastAsia="Times New Roman" w:hAnsi="Times New Roman" w:cs="Times New Roman"/>
-        </w:rPr>
-        <w:t>Asimismo, se propone la utilización de una m</w:t>
-      </w:r>
-      <w:r>
-        <w:rPr>
-          <w:rFonts w:ascii="Times New Roman" w:eastAsia="Times New Roman" w:hAnsi="Times New Roman" w:cs="Times New Roman"/>
-        </w:rPr>
-        <w:t xml:space="preserve">etodología de trabajo estructurada que facilite la coordinación entre los diferentes actores involucrados, tales como estudiantes, docentes, coordinadores y personal administrativo. Esto permitirá garantizar una comunicación efectiva, una adecuada toma de </w:t>
-      </w:r>
-      <w:r>
-        <w:rPr>
-          <w:rFonts w:ascii="Times New Roman" w:eastAsia="Times New Roman" w:hAnsi="Times New Roman" w:cs="Times New Roman"/>
-        </w:rPr>
-        <w:t>decisiones y un seguimiento continuo del avance del proyecto.</w:t>
-      </w:r>
-    </w:p>
-    <w:p>
-      <w:pPr>
-        <w:rPr>
-          <w:rFonts w:ascii="Times New Roman" w:eastAsia="Times New Roman" w:hAnsi="Times New Roman" w:cs="Times New Roman"/>
-        </w:rPr>
-      </w:pPr>
-      <w:r>
-        <w:rPr>
-          <w:rFonts w:ascii="Times New Roman" w:eastAsia="Times New Roman" w:hAnsi="Times New Roman" w:cs="Times New Roman"/>
-        </w:rPr>
-        <w:t>El plan también incluye la definición de entregables en cada etapa, así como mecanismos de control y evaluación que permitan verificar el cumplimiento de los resultados esperados. De igual maner</w:t>
-      </w:r>
-      <w:r>
-        <w:rPr>
-          <w:rFonts w:ascii="Times New Roman" w:eastAsia="Times New Roman" w:hAnsi="Times New Roman" w:cs="Times New Roman"/>
-        </w:rPr>
-        <w:t>a, se consideran actividades de capacitación y acompañamiento para los usuarios finales, con el propósito de asegurar una correcta adopción del programa.</w:t>
-      </w:r>
-    </w:p>
-    <w:p>
-      <w:pPr>
-        <w:rPr>
-          <w:rFonts w:ascii="Times New Roman" w:eastAsia="Times New Roman" w:hAnsi="Times New Roman" w:cs="Times New Roman"/>
-        </w:rPr>
-      </w:pPr>
-    </w:p>
-    <w:p>
-      <w:pPr>
-        <w:rPr>
-          <w:rFonts w:ascii="Times New Roman" w:eastAsia="Times New Roman" w:hAnsi="Times New Roman" w:cs="Times New Roman"/>
-        </w:rPr>
-      </w:pPr>
-      <w:r>
-        <w:rPr>
-          <w:rFonts w:ascii="Times New Roman" w:eastAsia="Times New Roman" w:hAnsi="Times New Roman" w:cs="Times New Roman"/>
-        </w:rPr>
-        <w:t>Finalmente, esta propuesta busca no solo orientar el desarrollo técnico del sistema, sino también gar</w:t>
-      </w:r>
-      <w:r>
-        <w:rPr>
-          <w:rFonts w:ascii="Times New Roman" w:eastAsia="Times New Roman" w:hAnsi="Times New Roman" w:cs="Times New Roman"/>
-        </w:rPr>
-        <w:t>antizar su viabilidad, sostenibilidad y alineación con las necesidades institucionales, contribuyendo al fortalecimiento de la gestión académica y a la mejora continua de los procesos educativos.</w:t>
+        <w:t xml:space="preserve">La presente propuesta establece la planificación general para el desarrollo e implementación de gestión de prácticas pedagógicas, orientado a   mejorar la organización, control y seguimiento de los procesos académicos asociados a las prácticas en los programas de licenciatura. </w:t>
+      </w:r>
+    </w:p>
+    <w:p>
+      <w:pPr>
+        <w:rPr>
+          <w:rFonts w:ascii="Times New Roman" w:eastAsia="Times New Roman" w:hAnsi="Times New Roman" w:cs="Times New Roman"/>
+        </w:rPr>
+      </w:pPr>
+      <w:r>
+        <w:rPr>
+          <w:rFonts w:ascii="Times New Roman" w:eastAsia="Times New Roman" w:hAnsi="Times New Roman" w:cs="Times New Roman"/>
+        </w:rPr>
+        <w:t>El proyecto se desarrollará bajo un enfoque de gestión por fases, integrando actividades de planificación, ejecución, control y cierre, con el fin de asegurar el cumplimiento de los objetivos, tiempos y recursos definidos. En este sentido, se contemplan componentes clave como la definición del alcance, la asignación de responsabilidades, la estimación de recursos humanos y tecnológicos, y la identificación de riesgos asociados al proyecto.</w:t>
+      </w:r>
+    </w:p>
+    <w:p>
+      <w:pPr>
+        <w:rPr>
+          <w:rFonts w:ascii="Times New Roman" w:eastAsia="Times New Roman" w:hAnsi="Times New Roman" w:cs="Times New Roman"/>
+        </w:rPr>
+      </w:pPr>
+    </w:p>
+    <w:p>
+      <w:pPr>
+        <w:rPr>
+          <w:rFonts w:ascii="Times New Roman" w:eastAsia="Times New Roman" w:hAnsi="Times New Roman" w:cs="Times New Roman"/>
+        </w:rPr>
+      </w:pPr>
+      <w:r>
+        <w:rPr>
+          <w:rFonts w:ascii="Times New Roman" w:eastAsia="Times New Roman" w:hAnsi="Times New Roman" w:cs="Times New Roman"/>
+        </w:rPr>
+        <w:t>Asimismo, se propone la utilización de una metodología de trabajo estructurada que facilite la coordinación entre los diferentes actores involucrados, tales como estudiantes, docentes, coordinadores y personal administrativo. Esto permitirá garantizar una comunicación efectiva, una adecuada toma de decisiones y un seguimiento continuo del avance del proyecto.</w:t>
+      </w:r>
+    </w:p>
+    <w:p>
+      <w:pPr>
+        <w:rPr>
+          <w:rFonts w:ascii="Times New Roman" w:eastAsia="Times New Roman" w:hAnsi="Times New Roman" w:cs="Times New Roman"/>
+        </w:rPr>
+      </w:pPr>
+      <w:r>
+        <w:rPr>
+          <w:rFonts w:ascii="Times New Roman" w:eastAsia="Times New Roman" w:hAnsi="Times New Roman" w:cs="Times New Roman"/>
+        </w:rPr>
+        <w:t>El plan también incluye la definición de entregables en cada etapa, así como mecanismos de control y evaluación que permitan verificar el cumplimiento de los resultados esperados. De igual manera, se consideran actividades de capacitación y acompañamiento para los usuarios finales, con el propósito de asegurar una correcta adopción del programa.</w:t>
+      </w:r>
+    </w:p>
+    <w:p>
+      <w:pPr>
+        <w:rPr>
+          <w:rFonts w:ascii="Times New Roman" w:eastAsia="Times New Roman" w:hAnsi="Times New Roman" w:cs="Times New Roman"/>
+        </w:rPr>
+      </w:pPr>
+    </w:p>
+    <w:p>
+      <w:pPr>
+        <w:rPr>
+          <w:rFonts w:ascii="Times New Roman" w:eastAsia="Times New Roman" w:hAnsi="Times New Roman" w:cs="Times New Roman"/>
+        </w:rPr>
+      </w:pPr>
+      <w:r>
+        <w:rPr>
+          <w:rFonts w:ascii="Times New Roman" w:eastAsia="Times New Roman" w:hAnsi="Times New Roman" w:cs="Times New Roman"/>
+        </w:rPr>
+        <w:t>Finalmente, esta propuesta busca no solo orientar el desarrollo técnico del sistema, sino también garantizar su viabilidad, sostenibilidad y alineación con las necesidades institucionales, contribuyendo al fortalecimiento de la gestión académica y a la mejora continua de los procesos educativos.</w:t>
       </w:r>
     </w:p>
     <w:p>
@@ -1788,32 +1605,20 @@
         <w:rPr>
           <w:rFonts w:ascii="Times New Roman" w:eastAsia="Times New Roman" w:hAnsi="Times New Roman" w:cs="Times New Roman"/>
         </w:rPr>
-        <w:t>El análisis de requerimiento del software tiene como propósito identificar,  definir y estructurar las necesidades funcionales y no funcionales que debe cumplir el software, con el fin de garantizar su pertinencia, calidad y alineación con los procesos aca</w:t>
-      </w:r>
-      <w:r>
-        <w:rPr>
-          <w:rFonts w:ascii="Times New Roman" w:eastAsia="Times New Roman" w:hAnsi="Times New Roman" w:cs="Times New Roman"/>
-        </w:rPr>
-        <w:t>démicos de los programas de licenciatura.</w:t>
-      </w:r>
-    </w:p>
-    <w:p>
-      <w:pPr>
-        <w:rPr>
-          <w:rFonts w:ascii="Times New Roman" w:eastAsia="Times New Roman" w:hAnsi="Times New Roman" w:cs="Times New Roman"/>
-        </w:rPr>
-      </w:pPr>
-      <w:r>
-        <w:rPr>
-          <w:rFonts w:ascii="Times New Roman" w:eastAsia="Times New Roman" w:hAnsi="Times New Roman" w:cs="Times New Roman"/>
-        </w:rPr>
-        <w:t>En primer lugar, se identifican los actores principales del programa, entre los cuales se encuentran los estudiantes, docentes asesores, coordinadores de práctica y administradores. Cada uno de estos usuarios inter</w:t>
-      </w:r>
-      <w:r>
-        <w:rPr>
-          <w:rFonts w:ascii="Times New Roman" w:eastAsia="Times New Roman" w:hAnsi="Times New Roman" w:cs="Times New Roman"/>
-        </w:rPr>
-        <w:t>actúa con el software mediante diferentes funcionalidades, de acuerdo con sus roles y responsabilidades dentro del proceso de prácticas pedagógicas.</w:t>
+        <w:t>El análisis de requerimiento del software tiene como propósito identificar,  definir y estructurar las necesidades funcionales y no funcionales que debe cumplir el software, con el fin de garantizar su pertinencia, calidad y alineación con los procesos académicos de los programas de licenciatura.</w:t>
+      </w:r>
+    </w:p>
+    <w:p>
+      <w:pPr>
+        <w:rPr>
+          <w:rFonts w:ascii="Times New Roman" w:eastAsia="Times New Roman" w:hAnsi="Times New Roman" w:cs="Times New Roman"/>
+        </w:rPr>
+      </w:pPr>
+      <w:r>
+        <w:rPr>
+          <w:rFonts w:ascii="Times New Roman" w:eastAsia="Times New Roman" w:hAnsi="Times New Roman" w:cs="Times New Roman"/>
+        </w:rPr>
+        <w:t>En primer lugar, se identifican los actores principales del programa, entre los cuales se encuentran los estudiantes, docentes asesores, coordinadores de práctica y administradores. Cada uno de estos usuarios interactúa con el software mediante diferentes funcionalidades, de acuerdo con sus roles y responsabilidades dentro del proceso de prácticas pedagógicas.</w:t>
       </w:r>
     </w:p>
     <w:p>
@@ -1847,19 +1652,7 @@
         <w:rPr>
           <w:rFonts w:ascii="Times New Roman" w:eastAsia="Times New Roman" w:hAnsi="Times New Roman" w:cs="Times New Roman"/>
         </w:rPr>
-        <w:t>, el software deberá permitir la gestión integral de las práctic</w:t>
-      </w:r>
-      <w:r>
-        <w:rPr>
-          <w:rFonts w:ascii="Times New Roman" w:eastAsia="Times New Roman" w:hAnsi="Times New Roman" w:cs="Times New Roman"/>
-        </w:rPr>
-        <w:t xml:space="preserve">as, incluyendo el registro de estudiantes, la asignación de instituciones educativas, el seguimiento de horas de práctica, el registro de evidencias, la evaluación del desempeño y la generación de reportes. Asimismo, deberá facilitar la comunicación entre </w:t>
-      </w:r>
-      <w:r>
-        <w:rPr>
-          <w:rFonts w:ascii="Times New Roman" w:eastAsia="Times New Roman" w:hAnsi="Times New Roman" w:cs="Times New Roman"/>
-        </w:rPr>
-        <w:t>los actores y el acceso a la información de manera centralizada.</w:t>
+        <w:t>, el software deberá permitir la gestión integral de las prácticas, incluyendo el registro de estudiantes, la asignación de instituciones educativas, el seguimiento de horas de práctica, el registro de evidencias, la evaluación del desempeño y la generación de reportes. Asimismo, deberá facilitar la comunicación entre los actores y el acceso a la información de manera centralizada.</w:t>
       </w:r>
     </w:p>
     <w:p>
@@ -1886,13 +1679,7 @@
         <w:rPr>
           <w:rFonts w:ascii="Times New Roman" w:eastAsia="Times New Roman" w:hAnsi="Times New Roman" w:cs="Times New Roman"/>
         </w:rPr>
-        <w:t xml:space="preserve"> están orientados a garantizar la calidad del software. Entre estos se destacan la seguridad de la información mediante autenticación y control</w:t>
-      </w:r>
-      <w:r>
-        <w:rPr>
-          <w:rFonts w:ascii="Times New Roman" w:eastAsia="Times New Roman" w:hAnsi="Times New Roman" w:cs="Times New Roman"/>
-        </w:rPr>
-        <w:t xml:space="preserve"> de acceso por roles, la disponibilidad del software, la facilidad de uso (usabilidad), la eficiencia en el procesamiento de datos y la escalabilidad para soportar un número creciente de usuarios.</w:t>
+        <w:t xml:space="preserve"> están orientados a garantizar la calidad del software. Entre estos se destacan la seguridad de la información mediante autenticación y control de acceso por roles, la disponibilidad del software, la facilidad de uso (usabilidad), la eficiencia en el procesamiento de datos y la escalabilidad para soportar un número creciente de usuarios.</w:t>
       </w:r>
     </w:p>
     <w:p>
@@ -1906,38 +1693,20 @@
           <w:rFonts w:ascii="Times New Roman" w:eastAsia="Times New Roman" w:hAnsi="Times New Roman" w:cs="Times New Roman"/>
         </w:rPr>
         <w:lastRenderedPageBreak/>
-        <w:t>Adicionalmente, el software deberá cumplir con criterios de</w:t>
-      </w:r>
-      <w:r>
-        <w:rPr>
-          <w:rFonts w:ascii="Times New Roman" w:eastAsia="Times New Roman" w:hAnsi="Times New Roman" w:cs="Times New Roman"/>
-        </w:rPr>
-        <w:t xml:space="preserve"> confiabilidad y trazabilidad, permitiendo el seguimiento detallado de las actividades realizadas por los usuarios, así como la generación de informes que apoyen la toma de decisiones y los procesos de autoevaluación institucional.</w:t>
-      </w:r>
-    </w:p>
-    <w:p>
-      <w:pPr>
-        <w:rPr>
-          <w:rFonts w:ascii="Times New Roman" w:eastAsia="Times New Roman" w:hAnsi="Times New Roman" w:cs="Times New Roman"/>
-        </w:rPr>
-      </w:pPr>
-      <w:r>
-        <w:rPr>
-          <w:rFonts w:ascii="Times New Roman" w:eastAsia="Times New Roman" w:hAnsi="Times New Roman" w:cs="Times New Roman"/>
-        </w:rPr>
-        <w:t>En conclusión, este anál</w:t>
-      </w:r>
-      <w:r>
-        <w:rPr>
-          <w:rFonts w:ascii="Times New Roman" w:eastAsia="Times New Roman" w:hAnsi="Times New Roman" w:cs="Times New Roman"/>
-        </w:rPr>
-        <w:t>isis de requerimientos constituye la base fundamental para el diseño y desarrollo del software, asegurando que la solución propuesta responda de manera efectiva a las necesidades identificadas y contribuya al mejoramiento de la gestión de las prácticas ped</w:t>
-      </w:r>
-      <w:r>
-        <w:rPr>
-          <w:rFonts w:ascii="Times New Roman" w:eastAsia="Times New Roman" w:hAnsi="Times New Roman" w:cs="Times New Roman"/>
-        </w:rPr>
-        <w:t>agógicas.</w:t>
+        <w:t>Adicionalmente, el software deberá cumplir con criterios de confiabilidad y trazabilidad, permitiendo el seguimiento detallado de las actividades realizadas por los usuarios, así como la generación de informes que apoyen la toma de decisiones y los procesos de autoevaluación institucional.</w:t>
+      </w:r>
+    </w:p>
+    <w:p>
+      <w:pPr>
+        <w:rPr>
+          <w:rFonts w:ascii="Times New Roman" w:eastAsia="Times New Roman" w:hAnsi="Times New Roman" w:cs="Times New Roman"/>
+        </w:rPr>
+      </w:pPr>
+      <w:r>
+        <w:rPr>
+          <w:rFonts w:ascii="Times New Roman" w:eastAsia="Times New Roman" w:hAnsi="Times New Roman" w:cs="Times New Roman"/>
+        </w:rPr>
+        <w:t>En conclusión, este análisis de requerimientos constituye la base fundamental para el diseño y desarrollo del software, asegurando que la solución propuesta responda de manera efectiva a las necesidades identificadas y contribuya al mejoramiento de la gestión de las prácticas pedagógicas.</w:t>
       </w:r>
     </w:p>
     <w:p>
@@ -2008,13 +1777,7 @@
         <w:rPr>
           <w:rFonts w:ascii="Times New Roman" w:eastAsia="Times New Roman" w:hAnsi="Times New Roman" w:cs="Times New Roman"/>
         </w:rPr>
-        <w:t>El diseño UML se ha estructurado con el propósito de representar de manera clara la interacción entre los actores del programa y las funcionalidades principales. Asimismo, permite modelar la estructura lógica del sistema y garanti</w:t>
-      </w:r>
-      <w:r>
-        <w:rPr>
-          <w:rFonts w:ascii="Times New Roman" w:eastAsia="Times New Roman" w:hAnsi="Times New Roman" w:cs="Times New Roman"/>
-        </w:rPr>
-        <w:t xml:space="preserve">zar coherencia entre los requerimientos definidos y la implementación del software. </w:t>
+        <w:t xml:space="preserve">El diseño UML se ha estructurado con el propósito de representar de manera clara la interacción entre los actores del programa y las funcionalidades principales. Asimismo, permite modelar la estructura lógica del sistema y garantizar coherencia entre los requerimientos definidos y la implementación del software. </w:t>
       </w:r>
     </w:p>
     <w:p>
@@ -2346,13 +2109,7 @@
         <w:rPr>
           <w:rFonts w:ascii="Times New Roman" w:eastAsia="Times New Roman" w:hAnsi="Times New Roman" w:cs="Times New Roman"/>
         </w:rPr>
-        <w:t xml:space="preserve"> puede tener múltip</w:t>
-      </w:r>
-      <w:r>
-        <w:rPr>
-          <w:rFonts w:ascii="Times New Roman" w:eastAsia="Times New Roman" w:hAnsi="Times New Roman" w:cs="Times New Roman"/>
-        </w:rPr>
-        <w:t>les prácticas (1:N)</w:t>
+        <w:t xml:space="preserve"> puede tener múltiples prácticas (1:N)</w:t>
       </w:r>
     </w:p>
     <w:p>
@@ -2505,15 +2262,7 @@
           <w:b/>
           <w:bCs/>
         </w:rPr>
-        <w:t>M</w:t>
-      </w:r>
-      <w:r>
-        <w:rPr>
-          <w:rFonts w:ascii="Times New Roman" w:eastAsia="Times New Roman" w:hAnsi="Times New Roman" w:cs="Times New Roman"/>
-          <w:b/>
-          <w:bCs/>
-        </w:rPr>
-        <w:t>ODELO RELACIONAL</w:t>
+        <w:t>MODELO RELACIONAL</w:t>
       </w:r>
     </w:p>
     <w:p>
@@ -3177,13 +2926,7 @@
         <w:rPr>
           <w:rFonts w:ascii="Times New Roman" w:eastAsia="Times New Roman" w:hAnsi="Times New Roman" w:cs="Times New Roman"/>
         </w:rPr>
-        <w:t>PRACTICA</w:t>
-      </w:r>
-      <w:r>
-        <w:rPr>
-          <w:rFonts w:ascii="Times New Roman" w:eastAsia="Times New Roman" w:hAnsi="Times New Roman" w:cs="Times New Roman"/>
-        </w:rPr>
-        <w:t xml:space="preserve"> (</w:t>
+        <w:t>PRACTICA (</w:t>
       </w:r>
     </w:p>
     <w:p>
@@ -3882,13 +3625,7 @@
         <w:rPr>
           <w:rFonts w:ascii="Times New Roman" w:eastAsia="Times New Roman" w:hAnsi="Times New Roman" w:cs="Times New Roman"/>
         </w:rPr>
-        <w:t>i</w:t>
-      </w:r>
-      <w:r>
-        <w:rPr>
-          <w:rFonts w:ascii="Times New Roman" w:eastAsia="Times New Roman" w:hAnsi="Times New Roman" w:cs="Times New Roman"/>
-        </w:rPr>
-        <w:t>dEvidenciaActividad</w:t>
+        <w:t>idEvidenciaActividad</w:t>
       </w:r>
       <w:proofErr w:type="spellEnd"/>
       <w:proofErr w:type="gramEnd"/>
@@ -4562,15 +4299,7 @@
           <w:b/>
           <w:bCs/>
         </w:rPr>
-        <w:t>T</w:t>
-      </w:r>
-      <w:r>
-        <w:rPr>
-          <w:rFonts w:ascii="Times New Roman" w:eastAsia="Times New Roman" w:hAnsi="Times New Roman" w:cs="Times New Roman"/>
-          <w:b/>
-          <w:bCs/>
-        </w:rPr>
-        <w:t>ABLA: ROLUSUARIO</w:t>
+        <w:t>TABLA: ROLUSUARIO</w:t>
       </w:r>
     </w:p>
     <w:tbl>
@@ -12944,13 +12673,7 @@
         <w:rPr>
           <w:rFonts w:ascii="Times New Roman" w:eastAsia="Times New Roman" w:hAnsi="Times New Roman" w:cs="Times New Roman"/>
         </w:rPr>
-        <w:t>El diseño de interfaz del sistema ProyPrac se desarrolló bajo el paradigma de aplicaciones de escritorio utilizando Java Swing, p</w:t>
-      </w:r>
-      <w:r>
-        <w:rPr>
-          <w:rFonts w:ascii="Times New Roman" w:eastAsia="Times New Roman" w:hAnsi="Times New Roman" w:cs="Times New Roman"/>
-        </w:rPr>
-        <w:t>riorizando la facilidad de uso, la accesibilidad y la organización de las funcionalidades según el rol del usuario dentro del sistema.</w:t>
+        <w:t>El diseño de interfaz del sistema ProyPrac se desarrolló bajo el paradigma de aplicaciones de escritorio utilizando Java Swing, priorizando la facilidad de uso, la accesibilidad y la organización de las funcionalidades según el rol del usuario dentro del sistema.</w:t>
       </w:r>
     </w:p>
     <w:p>
@@ -12980,13 +12703,7 @@
         <w:rPr>
           <w:rFonts w:ascii="Times New Roman" w:eastAsia="Times New Roman" w:hAnsi="Times New Roman" w:cs="Times New Roman"/>
         </w:rPr>
-        <w:t>La interfaz se estructuró mediante módulos independientes que permiten gestionar los diferentes procesos asociados a la</w:t>
-      </w:r>
-      <w:r>
-        <w:rPr>
-          <w:rFonts w:ascii="Times New Roman" w:eastAsia="Times New Roman" w:hAnsi="Times New Roman" w:cs="Times New Roman"/>
-        </w:rPr>
-        <w:t>s prácticas estudiantiles, tales como administración de usuarios, instituciones, prácticas, actividades, evidencias y reportes.</w:t>
+        <w:t>La interfaz se estructuró mediante módulos independientes que permiten gestionar los diferentes procesos asociados a las prácticas estudiantiles, tales como administración de usuarios, instituciones, prácticas, actividades, evidencias y reportes.</w:t>
       </w:r>
     </w:p>
     <w:p>
@@ -13050,13 +12767,7 @@
         <w:rPr>
           <w:rFonts w:ascii="Times New Roman" w:eastAsia="Times New Roman" w:hAnsi="Times New Roman" w:cs="Times New Roman"/>
         </w:rPr>
-        <w:t>La pantalla de autenticación permite a los usuarios ingresar al sistema mediante correo electró</w:t>
-      </w:r>
-      <w:r>
-        <w:rPr>
-          <w:rFonts w:ascii="Times New Roman" w:eastAsia="Times New Roman" w:hAnsi="Times New Roman" w:cs="Times New Roman"/>
-        </w:rPr>
-        <w:t>nico y contraseña. El sistema valida las credenciales almacenadas en la base de datos Oracle y determina el rol correspondiente para habilitar las funcionalidades autorizadas.</w:t>
+        <w:t>La pantalla de autenticación permite a los usuarios ingresar al sistema mediante correo electrónico y contraseña. El sistema valida las credenciales almacenadas en la base de datos Oracle y determina el rol correspondiente para habilitar las funcionalidades autorizadas.</w:t>
       </w:r>
     </w:p>
     <w:p>
@@ -13302,13 +13013,7 @@
         <w:rPr>
           <w:rFonts w:ascii="Times New Roman" w:eastAsia="Times New Roman" w:hAnsi="Times New Roman" w:cs="Times New Roman"/>
         </w:rPr>
-        <w:t>Op</w:t>
-      </w:r>
-      <w:r>
-        <w:rPr>
-          <w:rFonts w:ascii="Times New Roman" w:eastAsia="Times New Roman" w:hAnsi="Times New Roman" w:cs="Times New Roman"/>
-        </w:rPr>
-        <w:t>ciones disponibles:</w:t>
+        <w:t>Opciones disponibles:</w:t>
       </w:r>
     </w:p>
     <w:p>
@@ -13651,13 +13356,7 @@
         <w:rPr>
           <w:rFonts w:ascii="Times New Roman" w:eastAsia="Times New Roman" w:hAnsi="Times New Roman" w:cs="Times New Roman"/>
         </w:rPr>
-        <w:t>La interfaz incluye una tabla para visualizar los registros exis</w:t>
-      </w:r>
-      <w:r>
-        <w:rPr>
-          <w:rFonts w:ascii="Times New Roman" w:eastAsia="Times New Roman" w:hAnsi="Times New Roman" w:cs="Times New Roman"/>
-        </w:rPr>
-        <w:t>tentes y formularios para realizar operaciones CRUD.</w:t>
+        <w:t>La interfaz incluye una tabla para visualizar los registros existentes y formularios para realizar operaciones CRUD.</w:t>
       </w:r>
     </w:p>
     <w:p>
@@ -13981,13 +13680,7 @@
         <w:rPr>
           <w:rFonts w:ascii="Times New Roman" w:eastAsia="Times New Roman" w:hAnsi="Times New Roman" w:cs="Times New Roman"/>
         </w:rPr>
-        <w:t>* Configuración de visibi</w:t>
-      </w:r>
-      <w:r>
-        <w:rPr>
-          <w:rFonts w:ascii="Times New Roman" w:eastAsia="Times New Roman" w:hAnsi="Times New Roman" w:cs="Times New Roman"/>
-        </w:rPr>
-        <w:t>lidad.</w:t>
+        <w:t>* Configuración de visibilidad.</w:t>
       </w:r>
     </w:p>
     <w:p>
@@ -14126,13 +13819,7 @@
         <w:rPr>
           <w:rFonts w:ascii="Times New Roman" w:eastAsia="Times New Roman" w:hAnsi="Times New Roman" w:cs="Times New Roman"/>
         </w:rPr>
-        <w:t xml:space="preserve">* Consulta </w:t>
-      </w:r>
-      <w:r>
-        <w:rPr>
-          <w:rFonts w:ascii="Times New Roman" w:eastAsia="Times New Roman" w:hAnsi="Times New Roman" w:cs="Times New Roman"/>
-        </w:rPr>
-        <w:t>de observaciones y calificaciones.</w:t>
+        <w:t>* Consulta de observaciones y calificaciones.</w:t>
       </w:r>
     </w:p>
     <w:p>
@@ -14257,13 +13944,7 @@
         <w:rPr>
           <w:rFonts w:ascii="Times New Roman" w:eastAsia="Times New Roman" w:hAnsi="Times New Roman" w:cs="Times New Roman"/>
         </w:rPr>
-        <w:t xml:space="preserve">* Observaciones </w:t>
-      </w:r>
-      <w:r>
-        <w:rPr>
-          <w:rFonts w:ascii="Times New Roman" w:eastAsia="Times New Roman" w:hAnsi="Times New Roman" w:cs="Times New Roman"/>
-        </w:rPr>
-        <w:t>del docente.</w:t>
+        <w:t>* Observaciones del docente.</w:t>
       </w:r>
     </w:p>
     <w:p>
@@ -14552,13 +14233,7 @@
         <w:rPr>
           <w:rFonts w:ascii="Times New Roman" w:eastAsia="Times New Roman" w:hAnsi="Times New Roman" w:cs="Times New Roman"/>
         </w:rPr>
-        <w:t>* Distribución organizada de</w:t>
-      </w:r>
-      <w:r>
-        <w:rPr>
-          <w:rFonts w:ascii="Times New Roman" w:eastAsia="Times New Roman" w:hAnsi="Times New Roman" w:cs="Times New Roman"/>
-        </w:rPr>
-        <w:t xml:space="preserve"> controles.</w:t>
+        <w:t>* Distribución organizada de controles.</w:t>
       </w:r>
     </w:p>
     <w:p>
@@ -14634,33 +14309,25 @@
           <w:b/>
           <w:bCs/>
         </w:rPr>
-        <w:t>Montaj</w:t>
-      </w:r>
-      <w:r>
+        <w:t>Montaje y Pruebas de Requisitos de la Base de Datos</w:t>
+      </w:r>
+    </w:p>
+    <w:p>
+      <w:pPr>
+        <w:spacing w:after="160" w:line="276" w:lineRule="auto"/>
+        <w:ind w:firstLine="0"/>
         <w:rPr>
           <w:rFonts w:ascii="Times New Roman" w:eastAsia="Times New Roman" w:hAnsi="Times New Roman" w:cs="Times New Roman"/>
           <w:b/>
           <w:bCs/>
         </w:rPr>
-        <w:t>e y Pruebas de Requisitos de la Base de Datos</w:t>
-      </w:r>
-    </w:p>
-    <w:p>
-      <w:pPr>
-        <w:spacing w:after="160" w:line="276" w:lineRule="auto"/>
-        <w:ind w:firstLine="0"/>
+      </w:pPr>
+      <w:r>
         <w:rPr>
           <w:rFonts w:ascii="Times New Roman" w:eastAsia="Times New Roman" w:hAnsi="Times New Roman" w:cs="Times New Roman"/>
           <w:b/>
           <w:bCs/>
         </w:rPr>
-      </w:pPr>
-      <w:r>
-        <w:rPr>
-          <w:rFonts w:ascii="Times New Roman" w:eastAsia="Times New Roman" w:hAnsi="Times New Roman" w:cs="Times New Roman"/>
-          <w:b/>
-          <w:bCs/>
-        </w:rPr>
         <w:t>Montaje de la Base de Datos</w:t>
       </w:r>
     </w:p>
@@ -14676,13 +14343,7 @@
         <w:rPr>
           <w:rFonts w:ascii="Times New Roman" w:eastAsia="Times New Roman" w:hAnsi="Times New Roman" w:cs="Times New Roman"/>
         </w:rPr>
-        <w:t>El montaje consistió en la instalación y configuración del sistema gestor de bases de datos (SGBD), la creación de la estructura lógica y física de la base de datos, y la implementac</w:t>
-      </w:r>
-      <w:r>
-        <w:rPr>
-          <w:rFonts w:ascii="Times New Roman" w:eastAsia="Times New Roman" w:hAnsi="Times New Roman" w:cs="Times New Roman"/>
-        </w:rPr>
-        <w:t>ión de los elementos definidos durante la etapa de diseño.</w:t>
+        <w:t>El montaje consistió en la instalación y configuración del sistema gestor de bases de datos (SGBD), la creación de la estructura lógica y física de la base de datos, y la implementación de los elementos definidos durante la etapa de diseño.</w:t>
       </w:r>
     </w:p>
     <w:p>
@@ -14914,13 +14575,7 @@
         <w:rPr>
           <w:rFonts w:ascii="Times New Roman" w:eastAsia="Times New Roman" w:hAnsi="Times New Roman" w:cs="Times New Roman"/>
         </w:rPr>
-        <w:t>Una vez implementada la base de datos, se realizaron p</w:t>
-      </w:r>
-      <w:r>
-        <w:rPr>
-          <w:rFonts w:ascii="Times New Roman" w:eastAsia="Times New Roman" w:hAnsi="Times New Roman" w:cs="Times New Roman"/>
-        </w:rPr>
-        <w:t>ruebas para verificar el cumplimiento de los requisitos funcionales y no funcionales establecidos.</w:t>
+        <w:t>Una vez implementada la base de datos, se realizaron pruebas para verificar el cumplimiento de los requisitos funcionales y no funcionales establecidos.</w:t>
       </w:r>
     </w:p>
     <w:p>
@@ -15000,13 +14655,7 @@
         <w:rPr>
           <w:rFonts w:ascii="Times New Roman" w:eastAsia="Times New Roman" w:hAnsi="Times New Roman" w:cs="Times New Roman"/>
         </w:rPr>
-        <w:t>Las relaciones entre tablas mantuvieran la integridad referen</w:t>
-      </w:r>
-      <w:r>
-        <w:rPr>
-          <w:rFonts w:ascii="Times New Roman" w:eastAsia="Times New Roman" w:hAnsi="Times New Roman" w:cs="Times New Roman"/>
-        </w:rPr>
-        <w:t>cial.</w:t>
+        <w:t>Las relaciones entre tablas mantuvieran la integridad referencial.</w:t>
       </w:r>
     </w:p>
     <w:p>
@@ -15441,13 +15090,7 @@
         <w:rPr>
           <w:rFonts w:ascii="Times New Roman" w:eastAsia="Times New Roman" w:hAnsi="Times New Roman" w:cs="Times New Roman"/>
         </w:rPr>
-        <w:t>Modificar r</w:t>
-      </w:r>
-      <w:r>
-        <w:rPr>
-          <w:rFonts w:ascii="Times New Roman" w:eastAsia="Times New Roman" w:hAnsi="Times New Roman" w:cs="Times New Roman"/>
-        </w:rPr>
-        <w:t>egistros existentes.</w:t>
+        <w:t>Modificar registros existentes.</w:t>
       </w:r>
     </w:p>
     <w:p>
@@ -15629,13 +15272,7 @@
         <w:rPr>
           <w:rFonts w:ascii="Times New Roman" w:eastAsia="Times New Roman" w:hAnsi="Times New Roman" w:cs="Times New Roman"/>
         </w:rPr>
-        <w:t>Compor</w:t>
-      </w:r>
-      <w:r>
-        <w:rPr>
-          <w:rFonts w:ascii="Times New Roman" w:eastAsia="Times New Roman" w:hAnsi="Times New Roman" w:cs="Times New Roman"/>
-        </w:rPr>
-        <w:t>tamiento ante múltiples registros.</w:t>
+        <w:t>Comportamiento ante múltiples registros.</w:t>
       </w:r>
     </w:p>
     <w:p>
@@ -15710,13 +15347,7 @@
         <w:rPr>
           <w:rFonts w:ascii="Times New Roman" w:eastAsia="Times New Roman" w:hAnsi="Times New Roman" w:cs="Times New Roman"/>
         </w:rPr>
-        <w:t xml:space="preserve">Las pruebas realizadas demostraron que la base de datos cumple con los requisitos definidos para el proyecto, garantizando la integridad, disponibilidad y consistencia de la información. Además, se verificó el correcto funcionamiento de las operaciones de </w:t>
-      </w:r>
-      <w:r>
-        <w:rPr>
-          <w:rFonts w:ascii="Times New Roman" w:eastAsia="Times New Roman" w:hAnsi="Times New Roman" w:cs="Times New Roman"/>
-        </w:rPr>
-        <w:t>inserción, consulta, actualización y eliminación de datos, permitiendo su implementación en el entorno de producción.</w:t>
+        <w:t>Las pruebas realizadas demostraron que la base de datos cumple con los requisitos definidos para el proyecto, garantizando la integridad, disponibilidad y consistencia de la información. Además, se verificó el correcto funcionamiento de las operaciones de inserción, consulta, actualización y eliminación de datos, permitiendo su implementación en el entorno de producción.</w:t>
       </w:r>
     </w:p>
     <w:p>
@@ -15777,13 +15408,7 @@
         <w:rPr>
           <w:rFonts w:ascii="Times New Roman" w:eastAsia="Times New Roman" w:hAnsi="Times New Roman" w:cs="Times New Roman"/>
         </w:rPr>
-        <w:t>La implementación de ProyPrac se realizó utilizando una arquitectura basada en el patrón Modelo-Vista-C</w:t>
-      </w:r>
-      <w:r>
-        <w:rPr>
-          <w:rFonts w:ascii="Times New Roman" w:eastAsia="Times New Roman" w:hAnsi="Times New Roman" w:cs="Times New Roman"/>
-        </w:rPr>
-        <w:t>ontrolador (MVC), permitiendo una adecuada separación entre la lógica de negocio, la interfaz gráfica y el acceso a datos. Esta estructura favorece la mantenibilidad, reutilización y escalabilidad del software.</w:t>
+        <w:t>La implementación de ProyPrac se realizó utilizando una arquitectura basada en el patrón Modelo-Vista-Controlador (MVC), permitiendo una adecuada separación entre la lógica de negocio, la interfaz gráfica y el acceso a datos. Esta estructura favorece la mantenibilidad, reutilización y escalabilidad del software.</w:t>
       </w:r>
     </w:p>
     <w:p>
@@ -15906,13 +15531,7 @@
         <w:rPr>
           <w:rFonts w:ascii="Times New Roman" w:eastAsia="Times New Roman" w:hAnsi="Times New Roman" w:cs="Times New Roman"/>
         </w:rPr>
-        <w:t>| --------------- | -------------------------------------------</w:t>
-      </w:r>
-      <w:r>
-        <w:rPr>
-          <w:rFonts w:ascii="Times New Roman" w:eastAsia="Times New Roman" w:hAnsi="Times New Roman" w:cs="Times New Roman"/>
-        </w:rPr>
-        <w:t>--------------------------------------- |</w:t>
+        <w:t>| --------------- | ---------------------------------------------------------------------------------- |</w:t>
       </w:r>
     </w:p>
     <w:p>
@@ -15971,13 +15590,7 @@
         <w:rPr>
           <w:rFonts w:ascii="Times New Roman" w:eastAsia="Times New Roman" w:hAnsi="Times New Roman" w:cs="Times New Roman"/>
         </w:rPr>
-        <w:t>| Oracle D</w:t>
-      </w:r>
-      <w:r>
-        <w:rPr>
-          <w:rFonts w:ascii="Times New Roman" w:eastAsia="Times New Roman" w:hAnsi="Times New Roman" w:cs="Times New Roman"/>
-        </w:rPr>
-        <w:t>atabase | Sistema gestor de bases de datos encargado del almacenamiento de la información.   |</w:t>
+        <w:t>| Oracle Database | Sistema gestor de bases de datos encargado del almacenamiento de la información.   |</w:t>
       </w:r>
     </w:p>
     <w:p>
@@ -16028,13 +15641,7 @@
           <w:rFonts w:ascii="Times New Roman" w:eastAsia="Times New Roman" w:hAnsi="Times New Roman" w:cs="Times New Roman"/>
         </w:rPr>
         <w:tab/>
-        <w:t>| Entorno de desarrollo integrado empleado dura</w:t>
-      </w:r>
-      <w:r>
-        <w:rPr>
-          <w:rFonts w:ascii="Times New Roman" w:eastAsia="Times New Roman" w:hAnsi="Times New Roman" w:cs="Times New Roman"/>
-        </w:rPr>
-        <w:t xml:space="preserve">nte la implementación.            </w:t>
+        <w:t xml:space="preserve">| Entorno de desarrollo integrado empleado durante la implementación.            </w:t>
       </w:r>
       <w:r>
         <w:rPr>
@@ -16129,13 +15736,7 @@
         <w:rPr>
           <w:rFonts w:ascii="Times New Roman" w:eastAsia="Times New Roman" w:hAnsi="Times New Roman" w:cs="Times New Roman"/>
         </w:rPr>
-        <w:t xml:space="preserve">Arquitectura </w:t>
-      </w:r>
-      <w:r>
-        <w:rPr>
-          <w:rFonts w:ascii="Times New Roman" w:eastAsia="Times New Roman" w:hAnsi="Times New Roman" w:cs="Times New Roman"/>
-        </w:rPr>
-        <w:t>Implementada</w:t>
+        <w:t>Arquitectura Implementada</w:t>
       </w:r>
     </w:p>
     <w:p>
@@ -16195,13 +15796,7 @@
         <w:rPr>
           <w:rFonts w:ascii="Times New Roman" w:eastAsia="Times New Roman" w:hAnsi="Times New Roman" w:cs="Times New Roman"/>
         </w:rPr>
-        <w:t xml:space="preserve">Corresponde a las clases encargadas de representar las entidades del sistema y gestionar el </w:t>
-      </w:r>
-      <w:r>
-        <w:rPr>
-          <w:rFonts w:ascii="Times New Roman" w:eastAsia="Times New Roman" w:hAnsi="Times New Roman" w:cs="Times New Roman"/>
-        </w:rPr>
-        <w:t>acceso a la base de datos.</w:t>
+        <w:t>Corresponde a las clases encargadas de representar las entidades del sistema y gestionar el acceso a la base de datos.</w:t>
       </w:r>
     </w:p>
     <w:p>
@@ -16433,13 +16028,7 @@
         <w:rPr>
           <w:rFonts w:ascii="Times New Roman" w:eastAsia="Times New Roman" w:hAnsi="Times New Roman" w:cs="Times New Roman"/>
         </w:rPr>
-        <w:t>Logi</w:t>
-      </w:r>
-      <w:r>
-        <w:rPr>
-          <w:rFonts w:ascii="Times New Roman" w:eastAsia="Times New Roman" w:hAnsi="Times New Roman" w:cs="Times New Roman"/>
-        </w:rPr>
-        <w:t>nFrame</w:t>
+        <w:t>LoginFrame</w:t>
       </w:r>
       <w:proofErr w:type="spellEnd"/>
     </w:p>
@@ -16631,13 +16220,7 @@
         <w:rPr>
           <w:rFonts w:ascii="Times New Roman" w:eastAsia="Times New Roman" w:hAnsi="Times New Roman" w:cs="Times New Roman"/>
         </w:rPr>
-        <w:t xml:space="preserve">Los controladores gestionan la comunicación entre las vistas y el modelo, procesando las </w:t>
-      </w:r>
-      <w:r>
-        <w:rPr>
-          <w:rFonts w:ascii="Times New Roman" w:eastAsia="Times New Roman" w:hAnsi="Times New Roman" w:cs="Times New Roman"/>
-        </w:rPr>
-        <w:t>acciones realizadas por los usuarios y ejecutando las operaciones correspondientes sobre la base de datos.</w:t>
+        <w:t>Los controladores gestionan la comunicación entre las vistas y el modelo, procesando las acciones realizadas por los usuarios y ejecutando las operaciones correspondientes sobre la base de datos.</w:t>
       </w:r>
     </w:p>
     <w:p>
@@ -17024,13 +16607,7 @@
         <w:rPr>
           <w:rFonts w:ascii="Times New Roman" w:eastAsia="Times New Roman" w:hAnsi="Times New Roman" w:cs="Times New Roman"/>
         </w:rPr>
-        <w:t>Implementa</w:t>
-      </w:r>
-      <w:r>
-        <w:rPr>
-          <w:rFonts w:ascii="Times New Roman" w:eastAsia="Times New Roman" w:hAnsi="Times New Roman" w:cs="Times New Roman"/>
-        </w:rPr>
-        <w:t>ción de la Gestión de Instituciones</w:t>
+        <w:t>Implementación de la Gestión de Instituciones</w:t>
       </w:r>
     </w:p>
     <w:p>
@@ -17271,13 +16848,7 @@
         <w:rPr>
           <w:rFonts w:ascii="Times New Roman" w:eastAsia="Times New Roman" w:hAnsi="Times New Roman" w:cs="Times New Roman"/>
         </w:rPr>
-        <w:t>Las actividades constituyen el mecanismo median</w:t>
-      </w:r>
-      <w:r>
-        <w:rPr>
-          <w:rFonts w:ascii="Times New Roman" w:eastAsia="Times New Roman" w:hAnsi="Times New Roman" w:cs="Times New Roman"/>
-        </w:rPr>
-        <w:t>te el cual los docentes realizan seguimiento al trabajo desarrollado por los estudiantes.</w:t>
+        <w:t>Las actividades constituyen el mecanismo mediante el cual los docentes realizan seguimiento al trabajo desarrollado por los estudiantes.</w:t>
       </w:r>
     </w:p>
     <w:p>
@@ -17412,13 +16983,7 @@
         <w:rPr>
           <w:rFonts w:ascii="Times New Roman" w:eastAsia="Times New Roman" w:hAnsi="Times New Roman" w:cs="Times New Roman"/>
         </w:rPr>
-        <w:t>Los estudiantes pueden registrar evidencias para demostrar el cumplimiento de las actividades as</w:t>
-      </w:r>
-      <w:r>
-        <w:rPr>
-          <w:rFonts w:ascii="Times New Roman" w:eastAsia="Times New Roman" w:hAnsi="Times New Roman" w:cs="Times New Roman"/>
-        </w:rPr>
-        <w:t>ignadas.</w:t>
+        <w:t>Los estudiantes pueden registrar evidencias para demostrar el cumplimiento de las actividades asignadas.</w:t>
       </w:r>
     </w:p>
     <w:p>
@@ -17538,13 +17103,7 @@
         <w:rPr>
           <w:rFonts w:ascii="Times New Roman" w:eastAsia="Times New Roman" w:hAnsi="Times New Roman" w:cs="Times New Roman"/>
         </w:rPr>
-        <w:t>Implementación del Portal de</w:t>
-      </w:r>
-      <w:r>
-        <w:rPr>
-          <w:rFonts w:ascii="Times New Roman" w:eastAsia="Times New Roman" w:hAnsi="Times New Roman" w:cs="Times New Roman"/>
-        </w:rPr>
-        <w:t>l Estudiante</w:t>
+        <w:t>Implementación del Portal del Estudiante</w:t>
       </w:r>
     </w:p>
     <w:p>
@@ -17695,13 +17254,7 @@
         <w:rPr>
           <w:rFonts w:ascii="Times New Roman" w:eastAsia="Times New Roman" w:hAnsi="Times New Roman" w:cs="Times New Roman"/>
         </w:rPr>
-        <w:t>Con el propósito de fortalecer el seguimiento académico y administrativo, se implementó un módulo de reportes</w:t>
-      </w:r>
-      <w:r>
-        <w:rPr>
-          <w:rFonts w:ascii="Times New Roman" w:eastAsia="Times New Roman" w:hAnsi="Times New Roman" w:cs="Times New Roman"/>
-        </w:rPr>
-        <w:t xml:space="preserve"> utilizando JasperReports.</w:t>
+        <w:t>Con el propósito de fortalecer el seguimiento académico y administrativo, se implementó un módulo de reportes utilizando JasperReports.</w:t>
       </w:r>
     </w:p>
     <w:p>
@@ -17791,13 +17344,7 @@
         <w:rPr>
           <w:rFonts w:ascii="Times New Roman" w:eastAsia="Times New Roman" w:hAnsi="Times New Roman" w:cs="Times New Roman"/>
         </w:rPr>
-        <w:t>* Consolidado institucional de práctica</w:t>
-      </w:r>
-      <w:r>
-        <w:rPr>
-          <w:rFonts w:ascii="Times New Roman" w:eastAsia="Times New Roman" w:hAnsi="Times New Roman" w:cs="Times New Roman"/>
-        </w:rPr>
-        <w:t>s.</w:t>
+        <w:t>* Consolidado institucional de prácticas.</w:t>
       </w:r>
     </w:p>
     <w:p>
@@ -17857,13 +17404,7 @@
         <w:rPr>
           <w:rFonts w:ascii="Times New Roman" w:eastAsia="Times New Roman" w:hAnsi="Times New Roman" w:cs="Times New Roman"/>
         </w:rPr>
-        <w:t>Las principales opera</w:t>
-      </w:r>
-      <w:r>
-        <w:rPr>
-          <w:rFonts w:ascii="Times New Roman" w:eastAsia="Times New Roman" w:hAnsi="Times New Roman" w:cs="Times New Roman"/>
-        </w:rPr>
-        <w:t>ciones realizadas incluyen:</w:t>
+        <w:t>Las principales operaciones realizadas incluyen:</w:t>
       </w:r>
     </w:p>
     <w:p>
@@ -17967,13 +17508,7 @@
         <w:rPr>
           <w:rFonts w:ascii="Times New Roman" w:eastAsia="Times New Roman" w:hAnsi="Times New Roman" w:cs="Times New Roman"/>
         </w:rPr>
-        <w:t>) contribuyó a mejorar la seguridad y efi</w:t>
-      </w:r>
-      <w:r>
-        <w:rPr>
-          <w:rFonts w:ascii="Times New Roman" w:eastAsia="Times New Roman" w:hAnsi="Times New Roman" w:cs="Times New Roman"/>
-        </w:rPr>
-        <w:t>ciencia del acceso a los datos.</w:t>
+        <w:t>) contribuyó a mejorar la seguridad y eficiencia del acceso a los datos.</w:t>
       </w:r>
     </w:p>
     <w:p>
@@ -18032,13 +17567,7 @@
         <w:rPr>
           <w:rFonts w:ascii="Times New Roman" w:eastAsia="Times New Roman" w:hAnsi="Times New Roman" w:cs="Times New Roman"/>
         </w:rPr>
-        <w:t>Entre lo</w:t>
-      </w:r>
-      <w:r>
-        <w:rPr>
-          <w:rFonts w:ascii="Times New Roman" w:eastAsia="Times New Roman" w:hAnsi="Times New Roman" w:cs="Times New Roman"/>
-        </w:rPr>
-        <w:t>s principales beneficios obtenidos se destacan:</w:t>
+        <w:t>Entre los principales beneficios obtenidos se destacan:</w:t>
       </w:r>
     </w:p>
     <w:p>
@@ -18173,13 +17702,7 @@
         <w:rPr>
           <w:rFonts w:ascii="Times New Roman" w:eastAsia="Times New Roman" w:hAnsi="Times New Roman" w:cs="Times New Roman"/>
         </w:rPr>
-        <w:t>La implementación de ProyPrac constituye una solución tecnológica funcional y escalable que contribuye al fortalecimiento de los procesos de seguimiento y control de prá</w:t>
-      </w:r>
-      <w:r>
-        <w:rPr>
-          <w:rFonts w:ascii="Times New Roman" w:eastAsia="Times New Roman" w:hAnsi="Times New Roman" w:cs="Times New Roman"/>
-        </w:rPr>
-        <w:t>cticas académicas en instituciones de educación superior.</w:t>
+        <w:t>La implementación de ProyPrac constituye una solución tecnológica funcional y escalable que contribuye al fortalecimiento de los procesos de seguimiento y control de prácticas académicas en instituciones de educación superior.</w:t>
       </w:r>
     </w:p>
     <w:p>
@@ -18263,13 +17786,7 @@
         <w:rPr>
           <w:rFonts w:ascii="Times New Roman" w:eastAsia="Times New Roman" w:hAnsi="Times New Roman" w:cs="Times New Roman"/>
         </w:rPr>
-        <w:t xml:space="preserve"> de ProyPrac corresponde a la versión estable del sistema, la cual integra todas las funcionalidades desarrolladas durante el proyecto y se encue</w:t>
-      </w:r>
-      <w:r>
-        <w:rPr>
-          <w:rFonts w:ascii="Times New Roman" w:eastAsia="Times New Roman" w:hAnsi="Times New Roman" w:cs="Times New Roman"/>
-        </w:rPr>
-        <w:t>ntra preparada para su despliegue y utilización por los usuarios finales.</w:t>
+        <w:t xml:space="preserve"> de ProyPrac corresponde a la versión estable del sistema, la cual integra todas las funcionalidades desarrolladas durante el proyecto y se encuentra preparada para su despliegue y utilización por los usuarios finales.</w:t>
       </w:r>
     </w:p>
     <w:p>
@@ -18299,13 +17816,7 @@
         <w:rPr>
           <w:rFonts w:ascii="Times New Roman" w:eastAsia="Times New Roman" w:hAnsi="Times New Roman" w:cs="Times New Roman"/>
         </w:rPr>
-        <w:t>La aplicación fue desarrollada utilizando Java SE, Java Swing y Oracle Database, siguiendo una arquitectura basada en el patrón Modelo-Vista-Controlador (MVC), que permite una adec</w:t>
-      </w:r>
-      <w:r>
-        <w:rPr>
-          <w:rFonts w:ascii="Times New Roman" w:eastAsia="Times New Roman" w:hAnsi="Times New Roman" w:cs="Times New Roman"/>
-        </w:rPr>
-        <w:t>uada organización del código fuente y facilita futuras actividades de mantenimiento y evolución del sistema.</w:t>
+        <w:t>La aplicación fue desarrollada utilizando Java SE, Java Swing y Oracle Database, siguiendo una arquitectura basada en el patrón Modelo-Vista-Controlador (MVC), que permite una adecuada organización del código fuente y facilita futuras actividades de mantenimiento y evolución del sistema.</w:t>
       </w:r>
     </w:p>
     <w:p>
@@ -18969,13 +18480,7 @@
         <w:rPr>
           <w:rFonts w:ascii="Times New Roman" w:eastAsia="Times New Roman" w:hAnsi="Times New Roman" w:cs="Times New Roman"/>
         </w:rPr>
-        <w:t>Funcionalidades Incluidas en la Vers</w:t>
-      </w:r>
-      <w:r>
-        <w:rPr>
-          <w:rFonts w:ascii="Times New Roman" w:eastAsia="Times New Roman" w:hAnsi="Times New Roman" w:cs="Times New Roman"/>
-        </w:rPr>
-        <w:t xml:space="preserve">ión </w:t>
+        <w:t xml:space="preserve">Funcionalidades Incluidas en la Versión </w:t>
       </w:r>
       <w:proofErr w:type="spellStart"/>
       <w:r>
@@ -19326,13 +18831,7 @@
         <w:rPr>
           <w:rFonts w:ascii="Times New Roman" w:eastAsia="Times New Roman" w:hAnsi="Times New Roman" w:cs="Times New Roman"/>
         </w:rPr>
-        <w:t>* Asignación de partic</w:t>
-      </w:r>
-      <w:r>
-        <w:rPr>
-          <w:rFonts w:ascii="Times New Roman" w:eastAsia="Times New Roman" w:hAnsi="Times New Roman" w:cs="Times New Roman"/>
-        </w:rPr>
-        <w:t>ipantes.</w:t>
+        <w:t>* Asignación de participantes.</w:t>
       </w:r>
     </w:p>
     <w:p>
@@ -19709,13 +19208,7 @@
         <w:rPr>
           <w:rFonts w:ascii="Times New Roman" w:eastAsia="Times New Roman" w:hAnsi="Times New Roman" w:cs="Times New Roman"/>
         </w:rPr>
-        <w:t>* Reporte de horas acumul</w:t>
-      </w:r>
-      <w:r>
-        <w:rPr>
-          <w:rFonts w:ascii="Times New Roman" w:eastAsia="Times New Roman" w:hAnsi="Times New Roman" w:cs="Times New Roman"/>
-        </w:rPr>
-        <w:t>adas.</w:t>
+        <w:t>* Reporte de horas acumuladas.</w:t>
       </w:r>
     </w:p>
     <w:p>
@@ -19868,13 +19361,7 @@
         <w:rPr>
           <w:rFonts w:ascii="Times New Roman" w:eastAsia="Times New Roman" w:hAnsi="Times New Roman" w:cs="Times New Roman"/>
         </w:rPr>
-        <w:t>Las principales tablas implementadas so</w:t>
-      </w:r>
-      <w:r>
-        <w:rPr>
-          <w:rFonts w:ascii="Times New Roman" w:eastAsia="Times New Roman" w:hAnsi="Times New Roman" w:cs="Times New Roman"/>
-        </w:rPr>
-        <w:t>n:</w:t>
+        <w:t>Las principales tablas implementadas son:</w:t>
       </w:r>
     </w:p>
     <w:p>
@@ -20733,19 +20220,7 @@
         <w:rPr>
           <w:rFonts w:ascii="Times New Roman" w:eastAsia="Times New Roman" w:hAnsi="Times New Roman" w:cs="Times New Roman"/>
         </w:rPr>
-        <w:t xml:space="preserve"> de ProyPrac consolida los diferente</w:t>
-      </w:r>
-      <w:r>
-        <w:rPr>
-          <w:rFonts w:ascii="Times New Roman" w:eastAsia="Times New Roman" w:hAnsi="Times New Roman" w:cs="Times New Roman"/>
-        </w:rPr>
-        <w:t>s módulos desarrollados durante el proyecto en una solución funcional orientada a la gestión y seguimiento de prácticas estudiantiles. La aplicación permite centralizar la información académica y administrativa, mejorar el control de actividades y evidenci</w:t>
-      </w:r>
-      <w:r>
-        <w:rPr>
-          <w:rFonts w:ascii="Times New Roman" w:eastAsia="Times New Roman" w:hAnsi="Times New Roman" w:cs="Times New Roman"/>
-        </w:rPr>
-        <w:t>as, así como facilitar la generación de reportes para la toma de decisiones institucionales.</w:t>
+        <w:t xml:space="preserve"> de ProyPrac consolida los diferentes módulos desarrollados durante el proyecto en una solución funcional orientada a la gestión y seguimiento de prácticas estudiantiles. La aplicación permite centralizar la información académica y administrativa, mejorar el control de actividades y evidencias, así como facilitar la generación de reportes para la toma de decisiones institucionales.</w:t>
       </w:r>
     </w:p>
     <w:p>
@@ -21034,13 +20509,7 @@
         <w:rPr>
           <w:rFonts w:ascii="Times New Roman" w:eastAsia="Times New Roman" w:hAnsi="Times New Roman" w:cs="Times New Roman"/>
         </w:rPr>
-        <w:t>. https://community.ja</w:t>
-      </w:r>
-      <w:r>
-        <w:rPr>
-          <w:rFonts w:ascii="Times New Roman" w:eastAsia="Times New Roman" w:hAnsi="Times New Roman" w:cs="Times New Roman"/>
-        </w:rPr>
-        <w:t>spersoft.com/documentation/</w:t>
+        <w:t>. https://community.jaspersoft.com/documentation/</w:t>
       </w:r>
     </w:p>
     <w:p>
@@ -21100,13 +20569,7 @@
         <w:rPr>
           <w:rFonts w:ascii="Times New Roman" w:eastAsia="Times New Roman" w:hAnsi="Times New Roman" w:cs="Times New Roman"/>
         </w:rPr>
-        <w:t>Larman, C. (2004). Applying UML and patterns: An introduction to object-oriented analy</w:t>
-      </w:r>
-      <w:r>
-        <w:rPr>
-          <w:rFonts w:ascii="Times New Roman" w:eastAsia="Times New Roman" w:hAnsi="Times New Roman" w:cs="Times New Roman"/>
-        </w:rPr>
-        <w:t>sis and design and iterative development (3rd ed.). Prentice Hall.</w:t>
+        <w:t>Larman, C. (2004). Applying UML and patterns: An introduction to object-oriented analysis and design and iterative development (3rd ed.). Prentice Hall.</w:t>
       </w:r>
     </w:p>
     <w:p>
@@ -21194,13 +20657,7 @@
         <w:rPr>
           <w:rFonts w:ascii="Times New Roman" w:eastAsia="Times New Roman" w:hAnsi="Times New Roman" w:cs="Times New Roman"/>
         </w:rPr>
-        <w:t xml:space="preserve">. Apache Software Foundation. </w:t>
-      </w:r>
-      <w:r>
-        <w:rPr>
-          <w:rFonts w:ascii="Times New Roman" w:eastAsia="Times New Roman" w:hAnsi="Times New Roman" w:cs="Times New Roman"/>
-        </w:rPr>
-        <w:t>https://netbeans.apache.org/documentation/</w:t>
+        <w:t>. Apache Software Foundation. https://netbeans.apache.org/documentation/</w:t>
       </w:r>
     </w:p>
     <w:p>
@@ -21298,13 +20755,7 @@
         <w:rPr>
           <w:rFonts w:ascii="Times New Roman" w:eastAsia="Times New Roman" w:hAnsi="Times New Roman" w:cs="Times New Roman"/>
         </w:rPr>
-        <w:t>R</w:t>
-      </w:r>
-      <w:r>
-        <w:rPr>
-          <w:rFonts w:ascii="Times New Roman" w:eastAsia="Times New Roman" w:hAnsi="Times New Roman" w:cs="Times New Roman"/>
-        </w:rPr>
-        <w:t>eferencias específicas para el proyecto desarrollado</w:t>
+        <w:t>Referencias específicas para el proyecto desarrollado</w:t>
       </w:r>
     </w:p>
     <w:p>
@@ -21365,13 +20816,7 @@
           <w:rFonts w:ascii="Times New Roman" w:eastAsia="Times New Roman" w:hAnsi="Times New Roman" w:cs="Times New Roman"/>
         </w:rPr>
         <w:lastRenderedPageBreak/>
-        <w:t>Oracle Corporation. (2024). Oracle Database Express Edi</w:t>
-      </w:r>
-      <w:r>
-        <w:rPr>
-          <w:rFonts w:ascii="Times New Roman" w:eastAsia="Times New Roman" w:hAnsi="Times New Roman" w:cs="Times New Roman"/>
-        </w:rPr>
-        <w:t xml:space="preserve">tion (XE) </w:t>
+        <w:t xml:space="preserve">Oracle Corporation. (2024). Oracle Database Express Edition (XE) </w:t>
       </w:r>
       <w:proofErr w:type="spellStart"/>
       <w:r>
@@ -21670,13 +21115,7 @@
         <w:rPr>
           <w:rFonts w:ascii="Times New Roman" w:eastAsia="Times New Roman" w:hAnsi="Times New Roman" w:cs="Times New Roman"/>
         </w:rPr>
-        <w:t>Se presenta el modelo entidad–relación diseñado para la gestión de prácticas estudiantiles. Este modelo describe las entidades principales del sistema, sus atributos y las relaciones existentes entre usuarios, prácticas, instituciones, actividades y eviden</w:t>
-      </w:r>
-      <w:r>
-        <w:rPr>
-          <w:rFonts w:ascii="Times New Roman" w:eastAsia="Times New Roman" w:hAnsi="Times New Roman" w:cs="Times New Roman"/>
-        </w:rPr>
-        <w:t>cias.</w:t>
+        <w:t>Se presenta el modelo entidad–relación diseñado para la gestión de prácticas estudiantiles. Este modelo describe las entidades principales del sistema, sus atributos y las relaciones existentes entre usuarios, prácticas, instituciones, actividades y evidencias.</w:t>
       </w:r>
     </w:p>
     <w:p>
@@ -21811,13 +21250,7 @@
           <w:rFonts w:ascii="Times New Roman" w:eastAsia="Times New Roman" w:hAnsi="Times New Roman" w:cs="Times New Roman"/>
         </w:rPr>
         <w:lastRenderedPageBreak/>
-        <w:t>Corresponde a la transformación del modelo conceptual en estructuras relacionales implementadas en O</w:t>
-      </w:r>
-      <w:r>
-        <w:rPr>
-          <w:rFonts w:ascii="Times New Roman" w:eastAsia="Times New Roman" w:hAnsi="Times New Roman" w:cs="Times New Roman"/>
-        </w:rPr>
-        <w:t>racle Database.</w:t>
+        <w:t>Corresponde a la transformación del modelo conceptual en estructuras relacionales implementadas en Oracle Database.</w:t>
       </w:r>
     </w:p>
     <w:p>
@@ -22104,13 +21537,7 @@
         <w:rPr>
           <w:rFonts w:ascii="Times New Roman" w:eastAsia="Times New Roman" w:hAnsi="Times New Roman" w:cs="Times New Roman"/>
         </w:rPr>
-        <w:t>Anexo D. Interfaces del Si</w:t>
-      </w:r>
-      <w:r>
-        <w:rPr>
-          <w:rFonts w:ascii="Times New Roman" w:eastAsia="Times New Roman" w:hAnsi="Times New Roman" w:cs="Times New Roman"/>
-        </w:rPr>
-        <w:t>stema</w:t>
+        <w:t>Anexo D. Interfaces del Sistema</w:t>
       </w:r>
     </w:p>
     <w:p>
@@ -22230,13 +21657,7 @@
         <w:rPr>
           <w:rFonts w:ascii="Times New Roman" w:eastAsia="Times New Roman" w:hAnsi="Times New Roman" w:cs="Times New Roman"/>
         </w:rPr>
-        <w:t>* Gesti</w:t>
-      </w:r>
-      <w:r>
-        <w:rPr>
-          <w:rFonts w:ascii="Times New Roman" w:eastAsia="Times New Roman" w:hAnsi="Times New Roman" w:cs="Times New Roman"/>
-        </w:rPr>
-        <w:t>ón de prácticas.</w:t>
+        <w:t>* Gestión de prácticas.</w:t>
       </w:r>
     </w:p>
     <w:p>
@@ -22574,13 +21995,7 @@
         <w:rPr>
           <w:rFonts w:ascii="Times New Roman" w:eastAsia="Times New Roman" w:hAnsi="Times New Roman" w:cs="Times New Roman"/>
         </w:rPr>
-        <w:t>* C</w:t>
-      </w:r>
-      <w:r>
-        <w:rPr>
-          <w:rFonts w:ascii="Times New Roman" w:eastAsia="Times New Roman" w:hAnsi="Times New Roman" w:cs="Times New Roman"/>
-        </w:rPr>
-        <w:t>lases DAO.</w:t>
+        <w:t>* Clases DAO.</w:t>
       </w:r>
     </w:p>
     <w:p>
@@ -22685,13 +22100,7 @@
         <w:rPr>
           <w:rFonts w:ascii="Times New Roman" w:eastAsia="Times New Roman" w:hAnsi="Times New Roman" w:cs="Times New Roman"/>
         </w:rPr>
-        <w:t>Se presentan ejemplos de los reporte</w:t>
-      </w:r>
-      <w:r>
-        <w:rPr>
-          <w:rFonts w:ascii="Times New Roman" w:eastAsia="Times New Roman" w:hAnsi="Times New Roman" w:cs="Times New Roman"/>
-        </w:rPr>
-        <w:t>s implementados mediante JasperReports.</w:t>
+        <w:t>Se presentan ejemplos de los reportes implementados mediante JasperReports.</w:t>
       </w:r>
     </w:p>
     <w:p>
@@ -22932,13 +22341,7 @@
         <w:rPr>
           <w:rFonts w:ascii="Times New Roman" w:eastAsia="Times New Roman" w:hAnsi="Times New Roman" w:cs="Times New Roman"/>
         </w:rPr>
-        <w:t>3. Ges</w:t>
-      </w:r>
-      <w:r>
-        <w:rPr>
-          <w:rFonts w:ascii="Times New Roman" w:eastAsia="Times New Roman" w:hAnsi="Times New Roman" w:cs="Times New Roman"/>
-        </w:rPr>
-        <w:t>tión de instituciones.</w:t>
+        <w:t>3. Gestión de instituciones.</w:t>
       </w:r>
     </w:p>
     <w:p>
@@ -23133,13 +22536,7 @@
         <w:rPr>
           <w:rFonts w:ascii="Times New Roman" w:eastAsia="Times New Roman" w:hAnsi="Times New Roman" w:cs="Times New Roman"/>
         </w:rPr>
-        <w:t>* Operaciones CRUD ejecutadas co</w:t>
-      </w:r>
-      <w:r>
-        <w:rPr>
-          <w:rFonts w:ascii="Times New Roman" w:eastAsia="Times New Roman" w:hAnsi="Times New Roman" w:cs="Times New Roman"/>
-        </w:rPr>
-        <w:t>rrectamente.</w:t>
+        <w:t>* Operaciones CRUD ejecutadas correctamente.</w:t>
       </w:r>
     </w:p>
     <w:p>
@@ -23197,18 +22594,16 @@
         </w:rPr>
       </w:pPr>
       <w:bookmarkStart w:id="99" w:name="_heading=h.r94bczur9adj" w:colFirst="0" w:colLast="0"/>
-      <w:bookmarkStart w:id="100" w:name="_GoBack"/>
       <w:bookmarkEnd w:id="99"/>
+    </w:p>
+    <w:p>
+      <w:pPr>
+        <w:rPr>
+          <w:rFonts w:ascii="Times New Roman" w:eastAsia="Times New Roman" w:hAnsi="Times New Roman" w:cs="Times New Roman"/>
+        </w:rPr>
+      </w:pPr>
+      <w:bookmarkStart w:id="100" w:name="_heading=h.q76hb9lkdb8r" w:colFirst="0" w:colLast="0"/>
       <w:bookmarkEnd w:id="100"/>
-    </w:p>
-    <w:p>
-      <w:pPr>
-        <w:rPr>
-          <w:rFonts w:ascii="Times New Roman" w:eastAsia="Times New Roman" w:hAnsi="Times New Roman" w:cs="Times New Roman"/>
-        </w:rPr>
-      </w:pPr>
-      <w:bookmarkStart w:id="101" w:name="_heading=h.q76hb9lkdb8r" w:colFirst="0" w:colLast="0"/>
-      <w:bookmarkEnd w:id="101"/>
       <w:r>
         <w:rPr>
           <w:rFonts w:ascii="Times New Roman" w:eastAsia="Times New Roman" w:hAnsi="Symbol" w:cs="Times New Roman"/>
@@ -23250,7 +22645,7 @@
         <w:rPr>
           <w:rFonts w:ascii="Times New Roman" w:eastAsia="Times New Roman" w:hAnsi="Times New Roman" w:cs="Times New Roman"/>
         </w:rPr>
-        <w:t xml:space="preserve">  Sergio Andres Parra Alvarez, Daniel Galvis, Edward Martínez.</w:t>
+        <w:t xml:space="preserve">  Sergio Andres Parra Alvarez</w:t>
       </w:r>
     </w:p>
     <w:p>
@@ -23281,7 +22676,25 @@
         <w:rPr>
           <w:rFonts w:ascii="Times New Roman" w:eastAsia="Times New Roman" w:hAnsi="Times New Roman" w:cs="Times New Roman"/>
         </w:rPr>
-        <w:t xml:space="preserve"> Docentes Alexandra Beltrán Castro, </w:t>
+        <w:t xml:space="preserve"> D</w:t>
+      </w:r>
+      <w:r>
+        <w:rPr>
+          <w:rFonts w:ascii="Times New Roman" w:eastAsia="Times New Roman" w:hAnsi="Times New Roman" w:cs="Times New Roman"/>
+        </w:rPr>
+        <w:t xml:space="preserve">ocentes: </w:t>
+      </w:r>
+      <w:r>
+        <w:rPr>
+          <w:rFonts w:ascii="Times New Roman" w:eastAsia="Times New Roman" w:hAnsi="Times New Roman" w:cs="Times New Roman"/>
+        </w:rPr>
+        <w:t>Jorge Giovanny Castellanos Valderrama</w:t>
+      </w:r>
+      <w:r>
+        <w:rPr>
+          <w:rFonts w:ascii="Times New Roman" w:eastAsia="Times New Roman" w:hAnsi="Times New Roman" w:cs="Times New Roman"/>
+        </w:rPr>
+        <w:t xml:space="preserve">, </w:t>
       </w:r>
       <w:proofErr w:type="spellStart"/>
       <w:r>
@@ -23295,7 +22708,13 @@
         <w:rPr>
           <w:rFonts w:ascii="Times New Roman" w:eastAsia="Times New Roman" w:hAnsi="Times New Roman" w:cs="Times New Roman"/>
         </w:rPr>
-        <w:t xml:space="preserve"> Ruiz Zapata, Carlos Alberto Acevedo Rey</w:t>
+        <w:t xml:space="preserve"> Ruiz Za</w:t>
+      </w:r>
+      <w:r>
+        <w:rPr>
+          <w:rFonts w:ascii="Times New Roman" w:eastAsia="Times New Roman" w:hAnsi="Times New Roman" w:cs="Times New Roman"/>
+        </w:rPr>
+        <w:t>pata</w:t>
       </w:r>
     </w:p>
     <w:p>
@@ -23396,6 +22815,7 @@
       <w:r>
         <w:rPr>
           <w:noProof/>
+          <w:lang w:val="es-CO"/>
         </w:rPr>
         <w:drawing>
           <wp:inline distT="0" distB="0" distL="0" distR="0" wp14:anchorId="24261F70" wp14:editId="6590C00F">
@@ -23438,6 +22858,7 @@
       <w:r>
         <w:rPr>
           <w:noProof/>
+          <w:lang w:val="es-CO"/>
         </w:rPr>
         <w:drawing>
           <wp:inline distT="0" distB="0" distL="0" distR="0" wp14:anchorId="7D24FE60" wp14:editId="0F3F9D8B">
@@ -23480,6 +22901,7 @@
       <w:r>
         <w:rPr>
           <w:noProof/>
+          <w:lang w:val="es-CO"/>
         </w:rPr>
         <w:lastRenderedPageBreak/>
         <w:drawing>
@@ -23523,6 +22945,7 @@
       <w:r>
         <w:rPr>
           <w:noProof/>
+          <w:lang w:val="es-CO"/>
         </w:rPr>
         <w:drawing>
           <wp:inline distT="0" distB="0" distL="0" distR="0" wp14:anchorId="1C5D53A8" wp14:editId="435F2568">
@@ -23565,6 +22988,7 @@
       <w:r>
         <w:rPr>
           <w:noProof/>
+          <w:lang w:val="es-CO"/>
         </w:rPr>
         <w:drawing>
           <wp:inline distT="0" distB="0" distL="0" distR="0" wp14:anchorId="342ADB4D" wp14:editId="6B2BEE9D">
@@ -23607,6 +23031,7 @@
       <w:r>
         <w:rPr>
           <w:noProof/>
+          <w:lang w:val="es-CO"/>
         </w:rPr>
         <w:lastRenderedPageBreak/>
         <w:drawing>
@@ -23650,6 +23075,7 @@
       <w:r>
         <w:rPr>
           <w:noProof/>
+          <w:lang w:val="es-CO"/>
         </w:rPr>
         <w:drawing>
           <wp:inline distT="0" distB="0" distL="0" distR="0" wp14:anchorId="6C7FAE0C" wp14:editId="7944F1A0">
@@ -23692,6 +23118,7 @@
       <w:r>
         <w:rPr>
           <w:noProof/>
+          <w:lang w:val="es-CO"/>
         </w:rPr>
         <w:drawing>
           <wp:inline distT="0" distB="0" distL="0" distR="0" wp14:anchorId="64F67D49" wp14:editId="5F314497">
@@ -23734,6 +23161,7 @@
       <w:r>
         <w:rPr>
           <w:noProof/>
+          <w:lang w:val="es-CO"/>
         </w:rPr>
         <w:lastRenderedPageBreak/>
         <w:drawing>
@@ -23777,6 +23205,7 @@
       <w:r>
         <w:rPr>
           <w:noProof/>
+          <w:lang w:val="es-CO"/>
         </w:rPr>
         <w:drawing>
           <wp:inline distT="0" distB="0" distL="0" distR="0" wp14:anchorId="3DA72B09" wp14:editId="512ACE0B">
@@ -23820,6 +23249,7 @@
       <w:r>
         <w:rPr>
           <w:noProof/>
+          <w:lang w:val="es-CO"/>
         </w:rPr>
         <w:drawing>
           <wp:inline distT="0" distB="0" distL="0" distR="0" wp14:anchorId="722F5CE0" wp14:editId="1E0AF843">
@@ -23863,6 +23293,7 @@
       <w:r>
         <w:rPr>
           <w:noProof/>
+          <w:lang w:val="es-CO"/>
         </w:rPr>
         <w:lastRenderedPageBreak/>
         <w:drawing>
@@ -23907,6 +23338,7 @@
       <w:r>
         <w:rPr>
           <w:noProof/>
+          <w:lang w:val="es-CO"/>
         </w:rPr>
         <w:drawing>
           <wp:inline distT="0" distB="0" distL="0" distR="0" wp14:anchorId="09519119" wp14:editId="19382554">
@@ -23952,6 +23384,14 @@
         <w:ind w:firstLine="0"/>
       </w:pPr>
     </w:p>
+    <w:p>
+      <w:pPr>
+        <w:spacing w:before="240" w:after="240"/>
+        <w:ind w:firstLine="0"/>
+      </w:pPr>
+      <w:bookmarkStart w:id="101" w:name="_GoBack"/>
+      <w:bookmarkEnd w:id="101"/>
+    </w:p>
     <w:sectPr>
       <w:headerReference w:type="default" r:id="rId31"/>
       <w:footerReference w:type="default" r:id="rId32"/>
@@ -24004,7 +23444,7 @@
       <w:rPr>
         <w:noProof/>
       </w:rPr>
-      <w:t>38</w:t>
+      <w:t>20</w:t>
     </w:r>
     <w:r>
       <w:fldChar w:fldCharType="end"/>
@@ -24049,7 +23489,7 @@
                       </a:xfrm>
                     </wpg:grpSpPr>
                     <wpg:grpSp>
-                      <wpg:cNvPr id="12" name="Grupo 12"/>
+                      <wpg:cNvPr id="14" name="Grupo 12"/>
                       <wpg:cNvGrpSpPr/>
                       <wpg:grpSpPr>
                         <a:xfrm>
@@ -24060,7 +23500,7 @@
                         </a:xfrm>
                       </wpg:grpSpPr>
                       <wps:wsp>
-                        <wps:cNvPr id="13" name="Rectángulo 13"/>
+                        <wps:cNvPr id="15" name="Rectángulo 13"/>
                         <wps:cNvSpPr/>
                         <wps:spPr>
                           <a:xfrm>
@@ -24090,7 +23530,7 @@
                         </wps:bodyPr>
                       </wps:wsp>
                       <wpg:grpSp>
-                        <wpg:cNvPr id="14" name="Grupo 14"/>
+                        <wpg:cNvPr id="16" name="Grupo 14"/>
                         <wpg:cNvGrpSpPr/>
                         <wpg:grpSpPr>
                           <a:xfrm>
@@ -24101,7 +23541,7 @@
                           </a:xfrm>
                         </wpg:grpSpPr>
                         <wps:wsp>
-                          <wps:cNvPr id="15" name="Rectángulo 15"/>
+                          <wps:cNvPr id="17" name="Rectángulo 15"/>
                           <wps:cNvSpPr/>
                           <wps:spPr>
                             <a:xfrm>
@@ -24131,7 +23571,7 @@
                           </wps:bodyPr>
                         </wps:wsp>
                         <wpg:grpSp>
-                          <wpg:cNvPr id="16" name="Grupo 16"/>
+                          <wpg:cNvPr id="18" name="Grupo 16"/>
                           <wpg:cNvGrpSpPr/>
                           <wpg:grpSpPr>
                             <a:xfrm>
@@ -24142,7 +23582,7 @@
                             </a:xfrm>
                           </wpg:grpSpPr>
                           <wps:wsp>
-                            <wps:cNvPr id="17" name="Rectángulo 17"/>
+                            <wps:cNvPr id="19" name="Rectángulo 17"/>
                             <wps:cNvSpPr/>
                             <wps:spPr>
                               <a:xfrm>
@@ -24172,7 +23612,7 @@
                             </wps:bodyPr>
                           </wps:wsp>
                           <wpg:grpSp>
-                            <wpg:cNvPr id="18" name="Grupo 18"/>
+                            <wpg:cNvPr id="20" name="Grupo 18"/>
                             <wpg:cNvGrpSpPr/>
                             <wpg:grpSpPr>
                               <a:xfrm>
@@ -24183,7 +23623,7 @@
                               </a:xfrm>
                             </wpg:grpSpPr>
                             <wps:wsp>
-                              <wps:cNvPr id="19" name="Rectángulo 19"/>
+                              <wps:cNvPr id="21" name="Rectángulo 19"/>
                               <wps:cNvSpPr/>
                               <wps:spPr>
                                 <a:xfrm>
@@ -24213,7 +23653,7 @@
                               </wps:bodyPr>
                             </wps:wsp>
                             <wpg:grpSp>
-                              <wpg:cNvPr id="20" name="Grupo 20"/>
+                              <wpg:cNvPr id="22" name="Grupo 20"/>
                               <wpg:cNvGrpSpPr/>
                               <wpg:grpSpPr>
                                 <a:xfrm>
@@ -24224,7 +23664,7 @@
                                 </a:xfrm>
                               </wpg:grpSpPr>
                               <wps:wsp>
-                                <wps:cNvPr id="21" name="Rectángulo 21"/>
+                                <wps:cNvPr id="23" name="Rectángulo 21"/>
                                 <wps:cNvSpPr/>
                                 <wps:spPr>
                                   <a:xfrm>
@@ -24254,7 +23694,7 @@
                                 </wps:bodyPr>
                               </wps:wsp>
                               <wpg:grpSp>
-                                <wpg:cNvPr id="22" name="Grupo 22"/>
+                                <wpg:cNvPr id="24" name="Grupo 22"/>
                                 <wpg:cNvGrpSpPr/>
                                 <wpg:grpSpPr>
                                   <a:xfrm>
@@ -24265,7 +23705,7 @@
                                   </a:xfrm>
                                 </wpg:grpSpPr>
                                 <wps:wsp>
-                                  <wps:cNvPr id="23" name="Rectángulo 23"/>
+                                  <wps:cNvPr id="25" name="Rectángulo 23"/>
                                   <wps:cNvSpPr/>
                                   <wps:spPr>
                                     <a:xfrm>
@@ -24295,7 +23735,7 @@
                                   </wps:bodyPr>
                                 </wps:wsp>
                                 <wpg:grpSp>
-                                  <wpg:cNvPr id="24" name="Grupo 24"/>
+                                  <wpg:cNvPr id="26" name="Grupo 24"/>
                                   <wpg:cNvGrpSpPr/>
                                   <wpg:grpSpPr>
                                     <a:xfrm>
@@ -24306,7 +23746,7 @@
                                     </a:xfrm>
                                   </wpg:grpSpPr>
                                   <wps:wsp>
-                                    <wps:cNvPr id="25" name="Rectángulo 25"/>
+                                    <wps:cNvPr id="27" name="Rectángulo 25"/>
                                     <wps:cNvSpPr/>
                                     <wps:spPr>
                                       <a:xfrm>
@@ -24336,7 +23776,7 @@
                                     </wps:bodyPr>
                                   </wps:wsp>
                                   <wpg:grpSp>
-                                    <wpg:cNvPr id="26" name="Grupo 26"/>
+                                    <wpg:cNvPr id="28" name="Grupo 26"/>
                                     <wpg:cNvGrpSpPr/>
                                     <wpg:grpSpPr>
                                       <a:xfrm>
@@ -24347,7 +23787,7 @@
                                       </a:xfrm>
                                     </wpg:grpSpPr>
                                     <wps:wsp>
-                                      <wps:cNvPr id="27" name="Rectángulo 27"/>
+                                      <wps:cNvPr id="29" name="Rectángulo 27"/>
                                       <wps:cNvSpPr/>
                                       <wps:spPr>
                                         <a:xfrm>
@@ -24377,7 +23817,7 @@
                                       </wps:bodyPr>
                                     </wps:wsp>
                                     <wpg:grpSp>
-                                      <wpg:cNvPr id="28" name="Grupo 28"/>
+                                      <wpg:cNvPr id="30" name="Grupo 28"/>
                                       <wpg:cNvGrpSpPr/>
                                       <wpg:grpSpPr>
                                         <a:xfrm>
@@ -24388,7 +23828,7 @@
                                         </a:xfrm>
                                       </wpg:grpSpPr>
                                       <wps:wsp>
-                                        <wps:cNvPr id="29" name="Rectángulo 29"/>
+                                        <wps:cNvPr id="31" name="Rectángulo 29"/>
                                         <wps:cNvSpPr/>
                                         <wps:spPr>
                                           <a:xfrm>
@@ -24418,7 +23858,7 @@
                                         </wps:bodyPr>
                                       </wps:wsp>
                                       <wpg:grpSp>
-                                        <wpg:cNvPr id="30" name="Grupo 30"/>
+                                        <wpg:cNvPr id="32" name="Grupo 30"/>
                                         <wpg:cNvGrpSpPr/>
                                         <wpg:grpSpPr>
                                           <a:xfrm>
@@ -24429,7 +23869,7 @@
                                           </a:xfrm>
                                         </wpg:grpSpPr>
                                         <wps:wsp>
-                                          <wps:cNvPr id="31" name="Rectángulo 31"/>
+                                          <wps:cNvPr id="44" name="Rectángulo 31"/>
                                           <wps:cNvSpPr/>
                                           <wps:spPr>
                                             <a:xfrm>
@@ -24459,7 +23899,7 @@
                                           </wps:bodyPr>
                                         </wps:wsp>
                                         <wps:wsp>
-                                          <wps:cNvPr id="32" name="Forma libre 32"/>
+                                          <wps:cNvPr id="45" name="Forma libre 32"/>
                                           <wps:cNvSpPr/>
                                           <wps:spPr>
                                             <a:xfrm>
@@ -24517,7 +23957,7 @@
             </wp:anchor>
           </w:drawing>
         </mc:Choice>
-        <mc:Fallback xmlns:cr="http://schemas.microsoft.com/office/comments/2020/reactions" xmlns="http://schemas.microsoft.com/office/tasks/2019/documenttasks" xmlns:w16cid="http://schemas.microsoft.com/office/word/2016/wordml/cid" xmlns:w16cex="http://schemas.microsoft.com/office/word/2018/wordml/cex" xmlns:w16="http://schemas.microsoft.com/office/word/2018/wordml" xmlns:dgm="http://schemas.openxmlformats.org/drawingml/2006/diagram" xmlns:lc="http://schemas.openxmlformats.org/drawingml/2006/lockedCanvas" xmlns:c="http://schemas.openxmlformats.org/drawingml/2006/chart" xmlns:pic="http://schemas.openxmlformats.org/drawingml/2006/picture" xmlns:a="http://schemas.openxmlformats.org/drawingml/2006/main" xmlns:sl="http://schemas.openxmlformats.org/schemaLibrary/2006/main">
+        <mc:Fallback xmlns:sl="http://schemas.openxmlformats.org/schemaLibrary/2006/main" xmlns:a="http://schemas.openxmlformats.org/drawingml/2006/main" xmlns:pic="http://schemas.openxmlformats.org/drawingml/2006/picture" xmlns:c="http://schemas.openxmlformats.org/drawingml/2006/chart" xmlns:lc="http://schemas.openxmlformats.org/drawingml/2006/lockedCanvas" xmlns:dgm="http://schemas.openxmlformats.org/drawingml/2006/diagram" xmlns:w16="http://schemas.microsoft.com/office/word/2018/wordml" xmlns:w16cex="http://schemas.microsoft.com/office/word/2018/wordml/cex" xmlns:w16cid="http://schemas.microsoft.com/office/word/2016/wordml/cid" xmlns="http://schemas.microsoft.com/office/tasks/2019/documenttasks" xmlns:cr="http://schemas.microsoft.com/office/comments/2020/reactions">
           <w:drawing>
             <wp:anchor allowOverlap="1" behindDoc="1" distB="0" distT="0" distL="0" distR="0" hidden="0" layoutInCell="1" locked="0" relativeHeight="0" simplePos="0">
               <wp:simplePos x="0" y="0"/>
@@ -26690,7 +26130,7 @@
 </file>
 
 <file path=customXml/itemProps2.xml><?xml version="1.0" encoding="utf-8"?>
-<ds:datastoreItem xmlns:ds="http://schemas.openxmlformats.org/officeDocument/2006/customXml" ds:itemID="{CC37824B-5D3A-4979-9018-6C81C587279D}">
+<ds:datastoreItem xmlns:ds="http://schemas.openxmlformats.org/officeDocument/2006/customXml" ds:itemID="{6C5E54E3-7176-4579-8445-03ABF6B9A42A}">
   <ds:schemaRefs>
     <ds:schemaRef ds:uri="http://schemas.openxmlformats.org/officeDocument/2006/bibliography"/>
   </ds:schemaRefs>
